--- a/templates/memo-template2.docx
+++ b/templates/memo-template2.docx
@@ -5,7 +5,7 @@
     <w:tbl>
       <w:tblPr>
         <w:tblStyle w:val="TableGrid"/>
-        <w:tblW w:w="0" w:type="auto"/>
+        <w:tblW w:w="9209" w:type="dxa"/>
         <w:tblBorders>
           <w:top w:val="none" w:sz="0" w:space="0" w:color="auto"/>
           <w:left w:val="none" w:sz="0" w:space="0" w:color="auto"/>
@@ -18,16 +18,16 @@
         <w:tblLook w:val="04A0" w:firstRow="1" w:lastRow="0" w:firstColumn="1" w:lastColumn="0" w:noHBand="0" w:noVBand="1"/>
       </w:tblPr>
       <w:tblGrid>
-        <w:gridCol w:w="709"/>
-        <w:gridCol w:w="821"/>
-        <w:gridCol w:w="1464"/>
-        <w:gridCol w:w="236"/>
-        <w:gridCol w:w="1260"/>
+        <w:gridCol w:w="1271"/>
+        <w:gridCol w:w="259"/>
+        <w:gridCol w:w="1867"/>
+        <w:gridCol w:w="426"/>
+        <w:gridCol w:w="667"/>
         <w:gridCol w:w="1477"/>
         <w:gridCol w:w="11"/>
         <w:gridCol w:w="1527"/>
         <w:gridCol w:w="16"/>
-        <w:gridCol w:w="1546"/>
+        <w:gridCol w:w="1688"/>
       </w:tblGrid>
       <w:tr>
         <w:tc>
@@ -102,7 +102,7 @@
         </w:tc>
         <w:tc>
           <w:tcPr>
-            <w:tcW w:w="1464" w:type="dxa"/>
+            <w:tcW w:w="1867" w:type="dxa"/>
           </w:tcPr>
           <w:p>
             <w:pPr>
@@ -115,7 +115,7 @@
         </w:tc>
         <w:tc>
           <w:tcPr>
-            <w:tcW w:w="2973" w:type="dxa"/>
+            <w:tcW w:w="2570" w:type="dxa"/>
             <w:gridSpan w:val="3"/>
           </w:tcPr>
           <w:p>
@@ -168,7 +168,7 @@
         </w:tc>
         <w:tc>
           <w:tcPr>
-            <w:tcW w:w="1562" w:type="dxa"/>
+            <w:tcW w:w="1704" w:type="dxa"/>
             <w:gridSpan w:val="2"/>
           </w:tcPr>
           <w:p>
@@ -184,7 +184,7 @@
       <w:tr>
         <w:tc>
           <w:tcPr>
-            <w:tcW w:w="9067" w:type="dxa"/>
+            <w:tcW w:w="9209" w:type="dxa"/>
             <w:gridSpan w:val="10"/>
           </w:tcPr>
           <w:p>
@@ -416,7 +416,7 @@
         </w:tc>
         <w:tc>
           <w:tcPr>
-            <w:tcW w:w="4577" w:type="dxa"/>
+            <w:tcW w:w="4719" w:type="dxa"/>
             <w:gridSpan w:val="5"/>
           </w:tcPr>
           <w:p>
@@ -487,7 +487,7 @@
       <w:tr>
         <w:tc>
           <w:tcPr>
-            <w:tcW w:w="9067" w:type="dxa"/>
+            <w:tcW w:w="9209" w:type="dxa"/>
             <w:gridSpan w:val="10"/>
           </w:tcPr>
           <w:p>
@@ -549,7 +549,7 @@
       <w:tr>
         <w:tc>
           <w:tcPr>
-            <w:tcW w:w="9067" w:type="dxa"/>
+            <w:tcW w:w="9209" w:type="dxa"/>
             <w:gridSpan w:val="10"/>
           </w:tcPr>
           <w:p>
@@ -647,7 +647,7 @@
       <w:tr>
         <w:tc>
           <w:tcPr>
-            <w:tcW w:w="9067" w:type="dxa"/>
+            <w:tcW w:w="9209" w:type="dxa"/>
             <w:gridSpan w:val="10"/>
           </w:tcPr>
           <w:p>
@@ -664,7 +664,7 @@
       <w:tr>
         <w:tc>
           <w:tcPr>
-            <w:tcW w:w="709" w:type="dxa"/>
+            <w:tcW w:w="1271" w:type="dxa"/>
           </w:tcPr>
           <w:p>
             <w:pPr>
@@ -680,7 +680,7 @@
         </w:tc>
         <w:tc>
           <w:tcPr>
-            <w:tcW w:w="2285" w:type="dxa"/>
+            <w:tcW w:w="2126" w:type="dxa"/>
             <w:gridSpan w:val="2"/>
           </w:tcPr>
           <w:p>
@@ -691,6 +691,17 @@
                 <w:szCs w:val="32"/>
               </w:rPr>
             </w:pPr>
+            <w:r>
+              <w:rPr>
+                <w:rFonts w:ascii="TH Sarabun New" w:hAnsi="TH Sarabun New" w:cs="TH Sarabun New" w:hint="cs"/>
+                <w:b/>
+                <w:bCs/>
+                <w:sz w:val="32"/>
+                <w:szCs w:val="32"/>
+                <w:cs/>
+              </w:rPr>
+              <w:t xml:space="preserve"> </w:t>
+            </w:r>
             <w:r>
               <w:rPr>
                 <w:rFonts w:ascii="TH Sarabun New" w:hAnsi="TH Sarabun New" w:cs="TH Sarabun New"/>
@@ -729,7 +740,7 @@
         </w:tc>
         <w:tc>
           <w:tcPr>
-            <w:tcW w:w="2973" w:type="dxa"/>
+            <w:tcW w:w="2570" w:type="dxa"/>
             <w:gridSpan w:val="3"/>
           </w:tcPr>
           <w:p>
@@ -759,7 +770,7 @@
         </w:tc>
         <w:tc>
           <w:tcPr>
-            <w:tcW w:w="1562" w:type="dxa"/>
+            <w:tcW w:w="1704" w:type="dxa"/>
             <w:gridSpan w:val="2"/>
           </w:tcPr>
           <w:p>
@@ -776,7 +787,7 @@
       <w:tr>
         <w:tc>
           <w:tcPr>
-            <w:tcW w:w="9067" w:type="dxa"/>
+            <w:tcW w:w="9209" w:type="dxa"/>
             <w:gridSpan w:val="10"/>
           </w:tcPr>
           <w:p>
@@ -801,6 +812,16 @@
             </w:r>
             <w:r>
               <w:rPr>
+                <w:rFonts w:ascii="TH Sarabun New" w:hAnsi="TH Sarabun New" w:cs="TH Sarabun New" w:hint="cs"/>
+                <w:sz w:val="32"/>
+                <w:szCs w:val="32"/>
+                <w:cs/>
+                <w:lang w:val="en-US"/>
+              </w:rPr>
+              <w:t xml:space="preserve">          </w:t>
+            </w:r>
+            <w:r>
+              <w:rPr>
                 <w:rFonts w:ascii="TH Sarabun New" w:hAnsi="TH Sarabun New" w:cs="TH Sarabun New"/>
                 <w:sz w:val="32"/>
                 <w:szCs w:val="32"/>
@@ -849,6 +870,16 @@
               </w:rPr>
               <w:t xml:space="preserve">          </w:t>
             </w:r>
+            <w:r>
+              <w:rPr>
+                <w:rFonts w:ascii="TH Sarabun New" w:hAnsi="TH Sarabun New" w:cs="TH Sarabun New" w:hint="cs"/>
+                <w:sz w:val="32"/>
+                <w:szCs w:val="32"/>
+                <w:cs/>
+                <w:lang w:val="en-US"/>
+              </w:rPr>
+              <w:t xml:space="preserve">          </w:t>
+            </w:r>
             <w:proofErr w:type="gramStart"/>
             <w:r>
               <w:rPr>
@@ -874,12 +905,22 @@
             <w:pPr>
               <w:jc w:val="thaiDistribute"/>
               <w:rPr>
+                <w:rFonts w:ascii="TH Sarabun New" w:hAnsi="TH Sarabun New" w:cs="TH Sarabun New"/>
+                <w:sz w:val="32"/>
+                <w:szCs w:val="32"/>
+                <w:lang w:val="en-US"/>
+              </w:rPr>
+            </w:pPr>
+            <w:r>
+              <w:rPr>
                 <w:rFonts w:ascii="TH Sarabun New" w:hAnsi="TH Sarabun New" w:cs="TH Sarabun New" w:hint="cs"/>
                 <w:sz w:val="32"/>
                 <w:szCs w:val="32"/>
-                <w:lang w:val="en-US"/>
-              </w:rPr>
-            </w:pPr>
+                <w:cs/>
+                <w:lang w:val="en-US"/>
+              </w:rPr>
+              <w:t xml:space="preserve">          </w:t>
+            </w:r>
             <w:r>
               <w:rPr>
                 <w:rFonts w:ascii="TH Sarabun New" w:hAnsi="TH Sarabun New" w:cs="TH Sarabun New" w:hint="cs"/>
@@ -935,7 +976,7 @@
       <w:tr>
         <w:tc>
           <w:tcPr>
-            <w:tcW w:w="709" w:type="dxa"/>
+            <w:tcW w:w="1271" w:type="dxa"/>
           </w:tcPr>
           <w:p>
             <w:pPr>
@@ -951,7 +992,7 @@
         </w:tc>
         <w:tc>
           <w:tcPr>
-            <w:tcW w:w="2285" w:type="dxa"/>
+            <w:tcW w:w="2126" w:type="dxa"/>
             <w:gridSpan w:val="2"/>
           </w:tcPr>
           <w:p>
@@ -962,6 +1003,17 @@
                 <w:szCs w:val="32"/>
               </w:rPr>
             </w:pPr>
+            <w:r>
+              <w:rPr>
+                <w:rFonts w:ascii="TH Sarabun New" w:hAnsi="TH Sarabun New" w:cs="TH Sarabun New" w:hint="cs"/>
+                <w:b/>
+                <w:bCs/>
+                <w:sz w:val="32"/>
+                <w:szCs w:val="32"/>
+                <w:cs/>
+              </w:rPr>
+              <w:t xml:space="preserve"> </w:t>
+            </w:r>
             <w:r>
               <w:rPr>
                 <w:rFonts w:ascii="TH Sarabun New" w:hAnsi="TH Sarabun New" w:cs="TH Sarabun New"/>
@@ -1000,7 +1052,7 @@
         </w:tc>
         <w:tc>
           <w:tcPr>
-            <w:tcW w:w="2973" w:type="dxa"/>
+            <w:tcW w:w="2570" w:type="dxa"/>
             <w:gridSpan w:val="3"/>
           </w:tcPr>
           <w:p>
@@ -1030,7 +1082,7 @@
         </w:tc>
         <w:tc>
           <w:tcPr>
-            <w:tcW w:w="1562" w:type="dxa"/>
+            <w:tcW w:w="1704" w:type="dxa"/>
             <w:gridSpan w:val="2"/>
           </w:tcPr>
           <w:p>
@@ -1047,18 +1099,27 @@
       <w:tr>
         <w:tc>
           <w:tcPr>
-            <w:tcW w:w="9067" w:type="dxa"/>
+            <w:tcW w:w="9209" w:type="dxa"/>
             <w:gridSpan w:val="10"/>
           </w:tcPr>
           <w:p>
             <w:pPr>
               <w:jc w:val="thaiDistribute"/>
               <w:rPr>
+                <w:rFonts w:ascii="TH Sarabun New" w:hAnsi="TH Sarabun New" w:cs="TH Sarabun New"/>
+                <w:sz w:val="32"/>
+                <w:szCs w:val="32"/>
+              </w:rPr>
+            </w:pPr>
+            <w:r>
+              <w:rPr>
                 <w:rFonts w:ascii="TH Sarabun New" w:hAnsi="TH Sarabun New" w:cs="TH Sarabun New" w:hint="cs"/>
                 <w:sz w:val="32"/>
                 <w:szCs w:val="32"/>
-              </w:rPr>
-            </w:pPr>
+                <w:cs/>
+              </w:rPr>
+              <w:t xml:space="preserve">          </w:t>
+            </w:r>
             <w:r>
               <w:rPr>
                 <w:rFonts w:ascii="TH Sarabun New" w:hAnsi="TH Sarabun New" w:cs="TH Sarabun New" w:hint="cs"/>
@@ -1097,6 +1158,16 @@
               </w:rPr>
               <w:t xml:space="preserve">          </w:t>
             </w:r>
+            <w:r>
+              <w:rPr>
+                <w:rFonts w:ascii="TH Sarabun New" w:hAnsi="TH Sarabun New" w:cs="TH Sarabun New" w:hint="cs"/>
+                <w:sz w:val="32"/>
+                <w:szCs w:val="32"/>
+                <w:cs/>
+                <w:lang w:val="en-US"/>
+              </w:rPr>
+              <w:t xml:space="preserve">          </w:t>
+            </w:r>
             <w:proofErr w:type="gramStart"/>
             <w:r>
               <w:rPr>
@@ -1122,12 +1193,22 @@
             <w:pPr>
               <w:jc w:val="thaiDistribute"/>
               <w:rPr>
+                <w:rFonts w:ascii="TH Sarabun New" w:hAnsi="TH Sarabun New" w:cs="TH Sarabun New"/>
+                <w:sz w:val="32"/>
+                <w:szCs w:val="32"/>
+                <w:lang w:val="en-US"/>
+              </w:rPr>
+            </w:pPr>
+            <w:r>
+              <w:rPr>
                 <w:rFonts w:ascii="TH Sarabun New" w:hAnsi="TH Sarabun New" w:cs="TH Sarabun New" w:hint="cs"/>
                 <w:sz w:val="32"/>
                 <w:szCs w:val="32"/>
-                <w:lang w:val="en-US"/>
-              </w:rPr>
-            </w:pPr>
+                <w:cs/>
+                <w:lang w:val="en-US"/>
+              </w:rPr>
+              <w:t xml:space="preserve">          </w:t>
+            </w:r>
             <w:r>
               <w:rPr>
                 <w:rFonts w:ascii="TH Sarabun New" w:hAnsi="TH Sarabun New" w:cs="TH Sarabun New" w:hint="cs"/>
@@ -1182,7 +1263,7 @@
       <w:tr>
         <w:tc>
           <w:tcPr>
-            <w:tcW w:w="709" w:type="dxa"/>
+            <w:tcW w:w="1271" w:type="dxa"/>
           </w:tcPr>
           <w:p>
             <w:pPr>
@@ -1198,7 +1279,7 @@
         </w:tc>
         <w:tc>
           <w:tcPr>
-            <w:tcW w:w="2521" w:type="dxa"/>
+            <w:tcW w:w="2552" w:type="dxa"/>
             <w:gridSpan w:val="3"/>
           </w:tcPr>
           <w:p>
@@ -1209,6 +1290,17 @@
                 <w:szCs w:val="32"/>
               </w:rPr>
             </w:pPr>
+            <w:r>
+              <w:rPr>
+                <w:rFonts w:ascii="TH Sarabun New" w:hAnsi="TH Sarabun New" w:cs="TH Sarabun New" w:hint="cs"/>
+                <w:b/>
+                <w:bCs/>
+                <w:sz w:val="32"/>
+                <w:szCs w:val="32"/>
+                <w:cs/>
+              </w:rPr>
+              <w:t xml:space="preserve"> </w:t>
+            </w:r>
             <w:r>
               <w:rPr>
                 <w:rFonts w:ascii="TH Sarabun New" w:hAnsi="TH Sarabun New" w:cs="TH Sarabun New"/>
@@ -1247,7 +1339,7 @@
         </w:tc>
         <w:tc>
           <w:tcPr>
-            <w:tcW w:w="2737" w:type="dxa"/>
+            <w:tcW w:w="2144" w:type="dxa"/>
             <w:gridSpan w:val="2"/>
           </w:tcPr>
           <w:p>
@@ -1277,7 +1369,7 @@
         </w:tc>
         <w:tc>
           <w:tcPr>
-            <w:tcW w:w="1562" w:type="dxa"/>
+            <w:tcW w:w="1704" w:type="dxa"/>
             <w:gridSpan w:val="2"/>
           </w:tcPr>
           <w:p>
@@ -1294,7 +1386,7 @@
       <w:tr>
         <w:tc>
           <w:tcPr>
-            <w:tcW w:w="9067" w:type="dxa"/>
+            <w:tcW w:w="9209" w:type="dxa"/>
             <w:gridSpan w:val="10"/>
           </w:tcPr>
           <w:p>
@@ -1319,6 +1411,16 @@
             </w:r>
             <w:r>
               <w:rPr>
+                <w:rFonts w:ascii="TH Sarabun New" w:hAnsi="TH Sarabun New" w:cs="TH Sarabun New" w:hint="cs"/>
+                <w:sz w:val="32"/>
+                <w:szCs w:val="32"/>
+                <w:cs/>
+                <w:lang w:val="en-US"/>
+              </w:rPr>
+              <w:t xml:space="preserve">          </w:t>
+            </w:r>
+            <w:r>
+              <w:rPr>
                 <w:rFonts w:ascii="TH Sarabun New" w:hAnsi="TH Sarabun New" w:cs="TH Sarabun New"/>
                 <w:sz w:val="32"/>
                 <w:szCs w:val="32"/>
@@ -1367,6 +1469,16 @@
               </w:rPr>
               <w:t xml:space="preserve">          </w:t>
             </w:r>
+            <w:r>
+              <w:rPr>
+                <w:rFonts w:ascii="TH Sarabun New" w:hAnsi="TH Sarabun New" w:cs="TH Sarabun New" w:hint="cs"/>
+                <w:sz w:val="32"/>
+                <w:szCs w:val="32"/>
+                <w:cs/>
+                <w:lang w:val="en-US"/>
+              </w:rPr>
+              <w:t xml:space="preserve">          </w:t>
+            </w:r>
             <w:proofErr w:type="gramStart"/>
             <w:r>
               <w:rPr>
@@ -1398,6 +1510,16 @@
                 <w:lang w:val="en-US"/>
               </w:rPr>
             </w:pPr>
+            <w:r>
+              <w:rPr>
+                <w:rFonts w:ascii="TH Sarabun New" w:hAnsi="TH Sarabun New" w:cs="TH Sarabun New" w:hint="cs"/>
+                <w:sz w:val="32"/>
+                <w:szCs w:val="32"/>
+                <w:cs/>
+                <w:lang w:val="en-US"/>
+              </w:rPr>
+              <w:t xml:space="preserve">          </w:t>
+            </w:r>
             <w:r>
               <w:rPr>
                 <w:rFonts w:ascii="TH Sarabun New" w:hAnsi="TH Sarabun New" w:cs="TH Sarabun New" w:hint="cs"/>
@@ -1452,7 +1574,7 @@
       <w:tr>
         <w:tc>
           <w:tcPr>
-            <w:tcW w:w="709" w:type="dxa"/>
+            <w:tcW w:w="1271" w:type="dxa"/>
           </w:tcPr>
           <w:p>
             <w:pPr>
@@ -1468,7 +1590,7 @@
         </w:tc>
         <w:tc>
           <w:tcPr>
-            <w:tcW w:w="5269" w:type="dxa"/>
+            <w:tcW w:w="4707" w:type="dxa"/>
             <w:gridSpan w:val="6"/>
           </w:tcPr>
           <w:p>
@@ -1479,6 +1601,17 @@
                 <w:szCs w:val="32"/>
               </w:rPr>
             </w:pPr>
+            <w:r>
+              <w:rPr>
+                <w:rFonts w:ascii="TH Sarabun New" w:hAnsi="TH Sarabun New" w:cs="TH Sarabun New" w:hint="cs"/>
+                <w:b/>
+                <w:bCs/>
+                <w:sz w:val="32"/>
+                <w:szCs w:val="32"/>
+                <w:cs/>
+              </w:rPr>
+              <w:t xml:space="preserve"> </w:t>
+            </w:r>
             <w:r>
               <w:rPr>
                 <w:rFonts w:ascii="TH Sarabun New" w:hAnsi="TH Sarabun New" w:cs="TH Sarabun New"/>
@@ -1509,7 +1642,7 @@
         </w:tc>
         <w:tc>
           <w:tcPr>
-            <w:tcW w:w="1546" w:type="dxa"/>
+            <w:tcW w:w="1688" w:type="dxa"/>
           </w:tcPr>
           <w:p>
             <w:pPr>
@@ -2493,6 +2626,7 @@
   <w:style w:type="character" w:default="1" w:styleId="DefaultParagraphFont">
     <w:name w:val="Default Paragraph Font"/>
     <w:uiPriority w:val="1"/>
+    <w:semiHidden/>
     <w:unhideWhenUsed/>
   </w:style>
   <w:style w:type="table" w:default="1" w:styleId="TableNormal">
@@ -3061,6 +3195,7 @@
     <w:rsid w:val="00050A07"/>
     <w:rsid w:val="000B7716"/>
     <w:rsid w:val="00124F14"/>
+    <w:rsid w:val="00137E22"/>
     <w:rsid w:val="00144461"/>
     <w:rsid w:val="00214605"/>
     <w:rsid w:val="005A53F9"/>
@@ -3071,6 +3206,7 @@
     <w:rsid w:val="00860B17"/>
     <w:rsid w:val="008A0C31"/>
     <w:rsid w:val="008F5240"/>
+    <w:rsid w:val="00B3404E"/>
     <w:rsid w:val="00FA27FE"/>
     <w:rsid w:val="00FC5C71"/>
   </w:rsids>

--- a/templates/memo-template2.docx
+++ b/templates/memo-template2.docx
@@ -310,7 +310,52 @@
                 <w:szCs w:val="32"/>
                 <w:cs/>
               </w:rPr>
-              <w:t>๐-๓๖๗๗-๖๒๕๙</w:t>
+              <w:t>๐</w:t>
+            </w:r>
+            <w:r>
+              <w:rPr>
+                <w:rFonts w:ascii="TH Sarabun New" w:hAnsi="TH Sarabun New" w:cs="TH Sarabun New" w:hint="cs"/>
+                <w:sz w:val="32"/>
+                <w:szCs w:val="32"/>
+                <w:cs/>
+              </w:rPr>
+              <w:t>๖๒</w:t>
+            </w:r>
+            <w:r>
+              <w:rPr>
+                <w:rFonts w:ascii="TH Sarabun New" w:hAnsi="TH Sarabun New" w:cs="TH Sarabun New"/>
+                <w:sz w:val="32"/>
+                <w:szCs w:val="32"/>
+                <w:cs/>
+              </w:rPr>
+              <w:t>-</w:t>
+            </w:r>
+            <w:r>
+              <w:rPr>
+                <w:rFonts w:ascii="TH Sarabun New" w:hAnsi="TH Sarabun New" w:cs="TH Sarabun New" w:hint="cs"/>
+                <w:sz w:val="32"/>
+                <w:szCs w:val="32"/>
+                <w:cs/>
+              </w:rPr>
+              <w:t>๔๔๐</w:t>
+            </w:r>
+            <w:r>
+              <w:rPr>
+                <w:rFonts w:ascii="TH Sarabun New" w:hAnsi="TH Sarabun New" w:cs="TH Sarabun New"/>
+                <w:sz w:val="32"/>
+                <w:szCs w:val="32"/>
+                <w:cs/>
+              </w:rPr>
+              <w:t>-</w:t>
+            </w:r>
+            <w:r>
+              <w:rPr>
+                <w:rFonts w:ascii="TH Sarabun New" w:hAnsi="TH Sarabun New" w:cs="TH Sarabun New" w:hint="cs"/>
+                <w:sz w:val="32"/>
+                <w:szCs w:val="32"/>
+                <w:cs/>
+              </w:rPr>
+              <w:t>๑๓๓๖</w:t>
             </w:r>
           </w:p>
         </w:tc>
@@ -3202,6 +3247,7 @@
     <w:rsid w:val="005B7D4D"/>
     <w:rsid w:val="0065718C"/>
     <w:rsid w:val="006B469C"/>
+    <w:rsid w:val="00825964"/>
     <w:rsid w:val="00836983"/>
     <w:rsid w:val="00860B17"/>
     <w:rsid w:val="008A0C31"/>

--- a/templates/memo-template2.docx
+++ b/templates/memo-template2.docx
@@ -905,26 +905,6 @@
                 <w:lang w:val="en-US"/>
               </w:rPr>
             </w:pPr>
-            <w:r>
-              <w:rPr>
-                <w:rFonts w:ascii="TH Sarabun New" w:hAnsi="TH Sarabun New" w:cs="TH Sarabun New" w:hint="cs"/>
-                <w:sz w:val="32"/>
-                <w:szCs w:val="32"/>
-                <w:cs/>
-                <w:lang w:val="en-US"/>
-              </w:rPr>
-              <w:t xml:space="preserve">          </w:t>
-            </w:r>
-            <w:r>
-              <w:rPr>
-                <w:rFonts w:ascii="TH Sarabun New" w:hAnsi="TH Sarabun New" w:cs="TH Sarabun New" w:hint="cs"/>
-                <w:sz w:val="32"/>
-                <w:szCs w:val="32"/>
-                <w:cs/>
-                <w:lang w:val="en-US"/>
-              </w:rPr>
-              <w:t xml:space="preserve">          </w:t>
-            </w:r>
             <w:proofErr w:type="gramStart"/>
             <w:r>
               <w:rPr>
@@ -1193,26 +1173,6 @@
                 <w:lang w:val="en-US"/>
               </w:rPr>
             </w:pPr>
-            <w:r>
-              <w:rPr>
-                <w:rFonts w:ascii="TH Sarabun New" w:hAnsi="TH Sarabun New" w:cs="TH Sarabun New" w:hint="cs"/>
-                <w:sz w:val="32"/>
-                <w:szCs w:val="32"/>
-                <w:cs/>
-                <w:lang w:val="en-US"/>
-              </w:rPr>
-              <w:t xml:space="preserve">          </w:t>
-            </w:r>
-            <w:r>
-              <w:rPr>
-                <w:rFonts w:ascii="TH Sarabun New" w:hAnsi="TH Sarabun New" w:cs="TH Sarabun New" w:hint="cs"/>
-                <w:sz w:val="32"/>
-                <w:szCs w:val="32"/>
-                <w:cs/>
-                <w:lang w:val="en-US"/>
-              </w:rPr>
-              <w:t xml:space="preserve">          </w:t>
-            </w:r>
             <w:proofErr w:type="gramStart"/>
             <w:r>
               <w:rPr>
@@ -1504,26 +1464,6 @@
                 <w:lang w:val="en-US"/>
               </w:rPr>
             </w:pPr>
-            <w:r>
-              <w:rPr>
-                <w:rFonts w:ascii="TH Sarabun New" w:hAnsi="TH Sarabun New" w:cs="TH Sarabun New" w:hint="cs"/>
-                <w:sz w:val="32"/>
-                <w:szCs w:val="32"/>
-                <w:cs/>
-                <w:lang w:val="en-US"/>
-              </w:rPr>
-              <w:t xml:space="preserve">          </w:t>
-            </w:r>
-            <w:r>
-              <w:rPr>
-                <w:rFonts w:ascii="TH Sarabun New" w:hAnsi="TH Sarabun New" w:cs="TH Sarabun New" w:hint="cs"/>
-                <w:sz w:val="32"/>
-                <w:szCs w:val="32"/>
-                <w:cs/>
-                <w:lang w:val="en-US"/>
-              </w:rPr>
-              <w:t xml:space="preserve">          </w:t>
-            </w:r>
             <w:proofErr w:type="gramStart"/>
             <w:r>
               <w:rPr>

--- a/templates/memo-template2.docx
+++ b/templates/memo-template2.docx
@@ -905,6 +905,26 @@
                 <w:lang w:val="en-US"/>
               </w:rPr>
             </w:pPr>
+            <w:r>
+              <w:rPr>
+                <w:rFonts w:ascii="TH Sarabun New" w:hAnsi="TH Sarabun New" w:cs="TH Sarabun New" w:hint="cs"/>
+                <w:sz w:val="32"/>
+                <w:szCs w:val="32"/>
+                <w:cs/>
+                <w:lang w:val="en-US"/>
+              </w:rPr>
+              <w:t xml:space="preserve">          </w:t>
+            </w:r>
+            <w:r>
+              <w:rPr>
+                <w:rFonts w:ascii="TH Sarabun New" w:hAnsi="TH Sarabun New" w:cs="TH Sarabun New" w:hint="cs"/>
+                <w:sz w:val="32"/>
+                <w:szCs w:val="32"/>
+                <w:cs/>
+                <w:lang w:val="en-US"/>
+              </w:rPr>
+              <w:t xml:space="preserve">          </w:t>
+            </w:r>
             <w:proofErr w:type="gramStart"/>
             <w:r>
               <w:rPr>
@@ -1173,6 +1193,26 @@
                 <w:lang w:val="en-US"/>
               </w:rPr>
             </w:pPr>
+            <w:r>
+              <w:rPr>
+                <w:rFonts w:ascii="TH Sarabun New" w:hAnsi="TH Sarabun New" w:cs="TH Sarabun New" w:hint="cs"/>
+                <w:sz w:val="32"/>
+                <w:szCs w:val="32"/>
+                <w:cs/>
+                <w:lang w:val="en-US"/>
+              </w:rPr>
+              <w:t xml:space="preserve">          </w:t>
+            </w:r>
+            <w:r>
+              <w:rPr>
+                <w:rFonts w:ascii="TH Sarabun New" w:hAnsi="TH Sarabun New" w:cs="TH Sarabun New" w:hint="cs"/>
+                <w:sz w:val="32"/>
+                <w:szCs w:val="32"/>
+                <w:cs/>
+                <w:lang w:val="en-US"/>
+              </w:rPr>
+              <w:t xml:space="preserve">          </w:t>
+            </w:r>
             <w:proofErr w:type="gramStart"/>
             <w:r>
               <w:rPr>
@@ -1464,6 +1504,26 @@
                 <w:lang w:val="en-US"/>
               </w:rPr>
             </w:pPr>
+            <w:r>
+              <w:rPr>
+                <w:rFonts w:ascii="TH Sarabun New" w:hAnsi="TH Sarabun New" w:cs="TH Sarabun New" w:hint="cs"/>
+                <w:sz w:val="32"/>
+                <w:szCs w:val="32"/>
+                <w:cs/>
+                <w:lang w:val="en-US"/>
+              </w:rPr>
+              <w:t xml:space="preserve">          </w:t>
+            </w:r>
+            <w:r>
+              <w:rPr>
+                <w:rFonts w:ascii="TH Sarabun New" w:hAnsi="TH Sarabun New" w:cs="TH Sarabun New" w:hint="cs"/>
+                <w:sz w:val="32"/>
+                <w:szCs w:val="32"/>
+                <w:cs/>
+                <w:lang w:val="en-US"/>
+              </w:rPr>
+              <w:t xml:space="preserve">          </w:t>
+            </w:r>
             <w:proofErr w:type="gramStart"/>
             <w:r>
               <w:rPr>

--- a/templates/memo-template2.docx
+++ b/templates/memo-template2.docx
@@ -437,7 +437,6 @@
               </w:rPr>
               <w:t>{{</w:t>
             </w:r>
-            <w:proofErr w:type="spellStart"/>
             <w:r>
               <w:rPr>
                 <w:rFonts w:ascii="TH Sarabun New" w:hAnsi="TH Sarabun New" w:cs="TH Sarabun New"/>
@@ -447,7 +446,6 @@
               </w:rPr>
               <w:t>doc_number</w:t>
             </w:r>
-            <w:proofErr w:type="spellEnd"/>
             <w:r>
               <w:rPr>
                 <w:rFonts w:ascii="TH Sarabun New" w:hAnsi="TH Sarabun New" w:cs="TH Sarabun New"/>
@@ -872,27 +870,7 @@
                 <w:szCs w:val="32"/>
                 <w:lang w:val="en-US"/>
               </w:rPr>
-              <w:t xml:space="preserve">{%p for line in </w:t>
-            </w:r>
-            <w:proofErr w:type="spellStart"/>
-            <w:r>
-              <w:rPr>
-                <w:rFonts w:ascii="TH Sarabun New" w:hAnsi="TH Sarabun New" w:cs="TH Sarabun New"/>
-                <w:sz w:val="32"/>
-                <w:szCs w:val="32"/>
-                <w:lang w:val="en-US"/>
-              </w:rPr>
-              <w:t>introduction_lines</w:t>
-            </w:r>
-            <w:proofErr w:type="spellEnd"/>
-            <w:r>
-              <w:rPr>
-                <w:rFonts w:ascii="TH Sarabun New" w:hAnsi="TH Sarabun New" w:cs="TH Sarabun New"/>
-                <w:sz w:val="32"/>
-                <w:szCs w:val="32"/>
-                <w:lang w:val="en-US"/>
-              </w:rPr>
-              <w:t xml:space="preserve"> %}</w:t>
+              <w:t>{%p for line in introduction_lines %}</w:t>
             </w:r>
           </w:p>
           <w:p>
@@ -983,27 +961,7 @@
                 <w:szCs w:val="32"/>
                 <w:lang w:val="en-US"/>
               </w:rPr>
-              <w:t xml:space="preserve">{%p </w:t>
-            </w:r>
-            <w:proofErr w:type="spellStart"/>
-            <w:r>
-              <w:rPr>
-                <w:rFonts w:ascii="TH Sarabun New" w:hAnsi="TH Sarabun New" w:cs="TH Sarabun New"/>
-                <w:sz w:val="32"/>
-                <w:szCs w:val="32"/>
-                <w:lang w:val="en-US"/>
-              </w:rPr>
-              <w:t>endfor</w:t>
-            </w:r>
-            <w:proofErr w:type="spellEnd"/>
-            <w:r>
-              <w:rPr>
-                <w:rFonts w:ascii="TH Sarabun New" w:hAnsi="TH Sarabun New" w:cs="TH Sarabun New"/>
-                <w:sz w:val="32"/>
-                <w:szCs w:val="32"/>
-                <w:lang w:val="en-US"/>
-              </w:rPr>
-              <w:t xml:space="preserve"> %}</w:t>
+              <w:t>{%p endfor %}</w:t>
             </w:r>
           </w:p>
           <w:p>
@@ -1271,27 +1229,7 @@
                 <w:szCs w:val="32"/>
                 <w:lang w:val="en-US"/>
               </w:rPr>
-              <w:t xml:space="preserve">{%p </w:t>
-            </w:r>
-            <w:proofErr w:type="spellStart"/>
-            <w:r>
-              <w:rPr>
-                <w:rFonts w:ascii="TH Sarabun New" w:hAnsi="TH Sarabun New" w:cs="TH Sarabun New"/>
-                <w:sz w:val="32"/>
-                <w:szCs w:val="32"/>
-                <w:lang w:val="en-US"/>
-              </w:rPr>
-              <w:t>endfor</w:t>
-            </w:r>
-            <w:proofErr w:type="spellEnd"/>
-            <w:r>
-              <w:rPr>
-                <w:rFonts w:ascii="TH Sarabun New" w:hAnsi="TH Sarabun New" w:cs="TH Sarabun New"/>
-                <w:sz w:val="32"/>
-                <w:szCs w:val="32"/>
-                <w:lang w:val="en-US"/>
-              </w:rPr>
-              <w:t xml:space="preserve"> %}</w:t>
+              <w:t>{%p endfor %}</w:t>
             </w:r>
           </w:p>
           <w:p>
@@ -1471,27 +1409,7 @@
                 <w:szCs w:val="32"/>
                 <w:lang w:val="en-US"/>
               </w:rPr>
-              <w:t xml:space="preserve">{%p for line in </w:t>
-            </w:r>
-            <w:proofErr w:type="spellStart"/>
-            <w:r>
-              <w:rPr>
-                <w:rFonts w:ascii="TH Sarabun New" w:hAnsi="TH Sarabun New" w:cs="TH Sarabun New"/>
-                <w:sz w:val="32"/>
-                <w:szCs w:val="32"/>
-                <w:lang w:val="en-US"/>
-              </w:rPr>
-              <w:t>proposal_lines</w:t>
-            </w:r>
-            <w:proofErr w:type="spellEnd"/>
-            <w:r>
-              <w:rPr>
-                <w:rFonts w:ascii="TH Sarabun New" w:hAnsi="TH Sarabun New" w:cs="TH Sarabun New"/>
-                <w:sz w:val="32"/>
-                <w:szCs w:val="32"/>
-                <w:lang w:val="en-US"/>
-              </w:rPr>
-              <w:t xml:space="preserve"> %}</w:t>
+              <w:t>{%p for line in proposal_lines %}</w:t>
             </w:r>
           </w:p>
           <w:p>
@@ -1582,27 +1500,7 @@
                 <w:szCs w:val="32"/>
                 <w:lang w:val="en-US"/>
               </w:rPr>
-              <w:t xml:space="preserve">{%p </w:t>
-            </w:r>
-            <w:proofErr w:type="spellStart"/>
-            <w:r>
-              <w:rPr>
-                <w:rFonts w:ascii="TH Sarabun New" w:hAnsi="TH Sarabun New" w:cs="TH Sarabun New"/>
-                <w:sz w:val="32"/>
-                <w:szCs w:val="32"/>
-                <w:lang w:val="en-US"/>
-              </w:rPr>
-              <w:t>endfor</w:t>
-            </w:r>
-            <w:proofErr w:type="spellEnd"/>
-            <w:r>
-              <w:rPr>
-                <w:rFonts w:ascii="TH Sarabun New" w:hAnsi="TH Sarabun New" w:cs="TH Sarabun New"/>
-                <w:sz w:val="32"/>
-                <w:szCs w:val="32"/>
-                <w:lang w:val="en-US"/>
-              </w:rPr>
-              <w:t xml:space="preserve"> %}</w:t>
+              <w:t>{%p endfor %}</w:t>
             </w:r>
           </w:p>
           <w:p>
@@ -1722,7 +1620,6 @@
       </w:pPr>
     </w:p>
     <w:sectPr>
-      <w:footerReference w:type="default" r:id="rId8"/>
       <w:pgSz w:w="11906" w:h="16838"/>
       <w:pgMar w:top="712" w:right="1440" w:bottom="697" w:left="1440" w:header="708" w:footer="106" w:gutter="0"/>
       <w:cols w:space="708"/>
@@ -1749,149 +1646,6 @@
     </w:p>
   </w:endnote>
 </w:endnotes>
-</file>
-
-<file path=word/footer1.xml><?xml version="1.0" encoding="utf-8"?>
-<w:ftr xmlns:wpc="http://schemas.microsoft.com/office/word/2010/wordprocessingCanvas" xmlns:cx="http://schemas.microsoft.com/office/drawing/2014/chartex" xmlns:cx1="http://schemas.microsoft.com/office/drawing/2015/9/8/chartex" xmlns:cx2="http://schemas.microsoft.com/office/drawing/2015/10/21/chartex" xmlns:cx3="http://schemas.microsoft.com/office/drawing/2016/5/9/chartex" xmlns:cx4="http://schemas.microsoft.com/office/drawing/2016/5/10/chartex" xmlns:cx5="http://schemas.microsoft.com/office/drawing/2016/5/11/chartex" xmlns:cx6="http://schemas.microsoft.com/office/drawing/2016/5/12/chartex" xmlns:cx7="http://schemas.microsoft.com/office/drawing/2016/5/13/chartex" xmlns:cx8="http://schemas.microsoft.com/office/drawing/2016/5/14/chartex" xmlns:mc="http://schemas.openxmlformats.org/markup-compatibility/2006" xmlns:aink="http://schemas.microsoft.com/office/drawing/2016/ink" xmlns:am3d="http://schemas.microsoft.com/office/drawing/2017/model3d" xmlns:o="urn:schemas-microsoft-com:office:office" xmlns:oel="http://schemas.microsoft.com/office/2019/extlst" xmlns:r="http://schemas.openxmlformats.org/officeDocument/2006/relationships" xmlns:m="http://schemas.openxmlformats.org/officeDocument/2006/math" xmlns:v="urn:schemas-microsoft-com:vml" xmlns:wp14="http://schemas.microsoft.com/office/word/2010/wordprocessingDrawing" xmlns:wp="http://schemas.openxmlformats.org/drawingml/2006/wordprocessingDrawing" xmlns:w10="urn:schemas-microsoft-com:office:word" xmlns:w="http://schemas.openxmlformats.org/wordprocessingml/2006/main" xmlns:w14="http://schemas.microsoft.com/office/word/2010/wordml" xmlns:w15="http://schemas.microsoft.com/office/word/2012/wordml" xmlns:w16cex="http://schemas.microsoft.com/office/word/2018/wordml/cex" xmlns:w16cid="http://schemas.microsoft.com/office/word/2016/wordml/cid" xmlns:w16="http://schemas.microsoft.com/office/word/2018/wordml" xmlns:w16du="http://schemas.microsoft.com/office/word/2023/wordml/word16du" xmlns:w16sdtdh="http://schemas.microsoft.com/office/word/2020/wordml/sdtdatahash" xmlns:w16se="http://schemas.microsoft.com/office/word/2015/wordml/symex" xmlns:wpg="http://schemas.microsoft.com/office/word/2010/wordprocessingGroup" xmlns:wpi="http://schemas.microsoft.com/office/word/2010/wordprocessingInk" xmlns:wne="http://schemas.microsoft.com/office/word/2006/wordml" xmlns:wps="http://schemas.microsoft.com/office/word/2010/wordprocessingShape" mc:Ignorable="w14 w15 w16se w16cid w16 w16cex w16sdtdh w16du wp14">
-  <w:p>
-    <w:pPr>
-      <w:pStyle w:val="Footer"/>
-      <w:rPr>
-        <w:rFonts w:ascii="TH Sarabun New" w:hAnsi="TH Sarabun New" w:cs="TH Sarabun New"/>
-        <w:b/>
-        <w:bCs/>
-        <w:color w:val="FFFFFF" w:themeColor="background1"/>
-        <w:sz w:val="32"/>
-        <w:szCs w:val="32"/>
-        <w:lang w:val="en-US"/>
-      </w:rPr>
-    </w:pPr>
-    <w:sdt>
-      <w:sdtPr>
-        <w:rPr>
-          <w:rFonts w:ascii="TH Sarabun New" w:hAnsi="TH Sarabun New" w:cs="TH Sarabun New"/>
-          <w:b/>
-          <w:bCs/>
-          <w:sz w:val="32"/>
-          <w:szCs w:val="32"/>
-        </w:rPr>
-        <w:id w:val="969400743"/>
-        <w:placeholder>
-          <w:docPart w:val="DE760B8A57C4C14984BF73FBA400368F"/>
-        </w:placeholder>
-        <w:temporary/>
-        <w:showingPlcHdr/>
-        <w15:appearance w15:val="hidden"/>
-      </w:sdtPr>
-      <w:sdtContent>
-        <w:r>
-          <w:rPr>
-            <w:rFonts w:ascii="TH Sarabun New" w:hAnsi="TH Sarabun New" w:cs="TH Sarabun New"/>
-            <w:b/>
-            <w:bCs/>
-            <w:color w:val="FFFFFF" w:themeColor="background1"/>
-            <w:sz w:val="32"/>
-            <w:szCs w:val="32"/>
-            <w:cs/>
-          </w:rPr>
-          <w:t>[Type here]</w:t>
-        </w:r>
-      </w:sdtContent>
-    </w:sdt>
-    <w:r>
-      <w:rPr>
-        <w:rFonts w:ascii="TH Sarabun New" w:hAnsi="TH Sarabun New" w:cs="TH Sarabun New"/>
-        <w:b/>
-        <w:bCs/>
-        <w:sz w:val="32"/>
-        <w:szCs w:val="32"/>
-        <w:cs/>
-      </w:rPr>
-      <w:ptab w:relativeTo="margin" w:alignment="center" w:leader="none"/>
-    </w:r>
-    <w:r>
-      <w:rPr>
-        <w:rFonts w:ascii="TH Sarabun New" w:hAnsi="TH Sarabun New" w:cs="TH Sarabun New"/>
-        <w:b/>
-        <w:bCs/>
-        <w:sz w:val="32"/>
-        <w:szCs w:val="32"/>
-        <w:cs/>
-      </w:rPr>
-      <w:t>“เรียนดี มี</w:t>
-    </w:r>
-    <w:r>
-      <w:rPr>
-        <w:rFonts w:ascii="TH Sarabun New" w:hAnsi="TH Sarabun New" w:cs="TH Sarabun New" w:hint="cs"/>
-        <w:b/>
-        <w:bCs/>
-        <w:sz w:val="32"/>
-        <w:szCs w:val="32"/>
-        <w:cs/>
-      </w:rPr>
-      <w:t>คุณธรรม</w:t>
-    </w:r>
-    <w:r>
-      <w:rPr>
-        <w:rFonts w:ascii="TH Sarabun New" w:hAnsi="TH Sarabun New" w:cs="TH Sarabun New"/>
-        <w:b/>
-        <w:bCs/>
-        <w:sz w:val="32"/>
-        <w:szCs w:val="32"/>
-        <w:cs/>
-      </w:rPr>
-      <w:t>”</w:t>
-    </w:r>
-    <w:r>
-      <w:rPr>
-        <w:rFonts w:ascii="TH Sarabun New" w:hAnsi="TH Sarabun New" w:cs="TH Sarabun New"/>
-        <w:b/>
-        <w:bCs/>
-        <w:sz w:val="32"/>
-        <w:szCs w:val="32"/>
-        <w:cs/>
-      </w:rPr>
-      <w:ptab w:relativeTo="margin" w:alignment="right" w:leader="none"/>
-    </w:r>
-    <w:sdt>
-      <w:sdtPr>
-        <w:rPr>
-          <w:rFonts w:ascii="TH Sarabun New" w:hAnsi="TH Sarabun New" w:cs="TH Sarabun New"/>
-          <w:b/>
-          <w:bCs/>
-          <w:sz w:val="32"/>
-          <w:szCs w:val="32"/>
-        </w:rPr>
-        <w:id w:val="969400753"/>
-        <w:placeholder>
-          <w:docPart w:val="DE760B8A57C4C14984BF73FBA400368F"/>
-        </w:placeholder>
-        <w:temporary/>
-        <w:showingPlcHdr/>
-        <w15:appearance w15:val="hidden"/>
-      </w:sdtPr>
-      <w:sdtEndPr>
-        <w:rPr>
-          <w:color w:val="FFFFFF" w:themeColor="background1"/>
-        </w:rPr>
-      </w:sdtEndPr>
-      <w:sdtContent>
-        <w:r>
-          <w:rPr>
-            <w:rFonts w:ascii="TH Sarabun New" w:hAnsi="TH Sarabun New" w:cs="TH Sarabun New"/>
-            <w:b/>
-            <w:bCs/>
-            <w:color w:val="FFFFFF" w:themeColor="background1"/>
-            <w:sz w:val="32"/>
-            <w:szCs w:val="32"/>
-            <w:cs/>
-          </w:rPr>
-          <w:t>[Type here]</w:t>
-        </w:r>
-      </w:sdtContent>
-    </w:sdt>
-  </w:p>
-</w:ftr>
 </file>
 
 <file path=word/footnotes.xml><?xml version="1.0" encoding="utf-8"?>
@@ -3096,635 +2850,6 @@
 </w:styles>
 </file>
 
-<file path=word/glossary/document.xml><?xml version="1.0" encoding="utf-8"?>
-<w:glossaryDocument xmlns:wpc="http://schemas.microsoft.com/office/word/2010/wordprocessingCanvas" xmlns:cx="http://schemas.microsoft.com/office/drawing/2014/chartex" xmlns:cx1="http://schemas.microsoft.com/office/drawing/2015/9/8/chartex" xmlns:cx2="http://schemas.microsoft.com/office/drawing/2015/10/21/chartex" xmlns:cx3="http://schemas.microsoft.com/office/drawing/2016/5/9/chartex" xmlns:cx4="http://schemas.microsoft.com/office/drawing/2016/5/10/chartex" xmlns:cx5="http://schemas.microsoft.com/office/drawing/2016/5/11/chartex" xmlns:cx6="http://schemas.microsoft.com/office/drawing/2016/5/12/chartex" xmlns:cx7="http://schemas.microsoft.com/office/drawing/2016/5/13/chartex" xmlns:cx8="http://schemas.microsoft.com/office/drawing/2016/5/14/chartex" xmlns:mc="http://schemas.openxmlformats.org/markup-compatibility/2006" xmlns:aink="http://schemas.microsoft.com/office/drawing/2016/ink" xmlns:am3d="http://schemas.microsoft.com/office/drawing/2017/model3d" xmlns:o="urn:schemas-microsoft-com:office:office" xmlns:oel="http://schemas.microsoft.com/office/2019/extlst" xmlns:r="http://schemas.openxmlformats.org/officeDocument/2006/relationships" xmlns:m="http://schemas.openxmlformats.org/officeDocument/2006/math" xmlns:v="urn:schemas-microsoft-com:vml" xmlns:wp14="http://schemas.microsoft.com/office/word/2010/wordprocessingDrawing" xmlns:wp="http://schemas.openxmlformats.org/drawingml/2006/wordprocessingDrawing" xmlns:w10="urn:schemas-microsoft-com:office:word" xmlns:w="http://schemas.openxmlformats.org/wordprocessingml/2006/main" xmlns:w14="http://schemas.microsoft.com/office/word/2010/wordml" xmlns:w15="http://schemas.microsoft.com/office/word/2012/wordml" xmlns:w16cex="http://schemas.microsoft.com/office/word/2018/wordml/cex" xmlns:w16cid="http://schemas.microsoft.com/office/word/2016/wordml/cid" xmlns:w16="http://schemas.microsoft.com/office/word/2018/wordml" xmlns:w16du="http://schemas.microsoft.com/office/word/2023/wordml/word16du" xmlns:w16sdtdh="http://schemas.microsoft.com/office/word/2020/wordml/sdtdatahash" xmlns:w16se="http://schemas.microsoft.com/office/word/2015/wordml/symex" xmlns:wpg="http://schemas.microsoft.com/office/word/2010/wordprocessingGroup" xmlns:wpi="http://schemas.microsoft.com/office/word/2010/wordprocessingInk" xmlns:wne="http://schemas.microsoft.com/office/word/2006/wordml" xmlns:wps="http://schemas.microsoft.com/office/word/2010/wordprocessingShape" mc:Ignorable="w14 w15 w16se w16cid w16 w16cex w16sdtdh w16du wp14">
-  <w:docParts>
-    <w:docPart>
-      <w:docPartPr>
-        <w:name w:val="DE760B8A57C4C14984BF73FBA400368F"/>
-        <w:category>
-          <w:name w:val="General"/>
-          <w:gallery w:val="placeholder"/>
-        </w:category>
-        <w:types>
-          <w:type w:val="bbPlcHdr"/>
-        </w:types>
-        <w:behaviors>
-          <w:behavior w:val="content"/>
-        </w:behaviors>
-        <w:guid w:val="{FC6F0FC0-329C-D643-83DB-E7E1F5F7F207}"/>
-      </w:docPartPr>
-      <w:docPartBody>
-        <w:p>
-          <w:pPr>
-            <w:pStyle w:val="DE760B8A57C4C14984BF73FBA400368F"/>
-          </w:pPr>
-          <w:r>
-            <w:t>[Type here]</w:t>
-          </w:r>
-        </w:p>
-      </w:docPartBody>
-    </w:docPart>
-  </w:docParts>
-</w:glossaryDocument>
-</file>
-
-<file path=word/glossary/fontTable.xml><?xml version="1.0" encoding="utf-8"?>
-<w:fonts xmlns:mc="http://schemas.openxmlformats.org/markup-compatibility/2006" xmlns:r="http://schemas.openxmlformats.org/officeDocument/2006/relationships" xmlns:w="http://schemas.openxmlformats.org/wordprocessingml/2006/main" xmlns:w14="http://schemas.microsoft.com/office/word/2010/wordml" xmlns:w15="http://schemas.microsoft.com/office/word/2012/wordml" xmlns:w16cex="http://schemas.microsoft.com/office/word/2018/wordml/cex" xmlns:w16cid="http://schemas.microsoft.com/office/word/2016/wordml/cid" xmlns:w16="http://schemas.microsoft.com/office/word/2018/wordml" xmlns:w16du="http://schemas.microsoft.com/office/word/2023/wordml/word16du" xmlns:w16sdtdh="http://schemas.microsoft.com/office/word/2020/wordml/sdtdatahash" xmlns:w16se="http://schemas.microsoft.com/office/word/2015/wordml/symex" mc:Ignorable="w14 w15 w16se w16cid w16 w16cex w16sdtdh w16du">
-  <w:font w:name="Symbol">
-    <w:panose1 w:val="05050102010706020507"/>
-    <w:charset w:val="02"/>
-    <w:family w:val="decorative"/>
-    <w:pitch w:val="variable"/>
-    <w:sig w:usb0="00000000" w:usb1="10000000" w:usb2="00000000" w:usb3="00000000" w:csb0="80000000" w:csb1="00000000"/>
-  </w:font>
-  <w:font w:name="Times New Roman">
-    <w:panose1 w:val="02020603050405020304"/>
-    <w:charset w:val="00"/>
-    <w:family w:val="roman"/>
-    <w:pitch w:val="variable"/>
-    <w:sig w:usb0="E0002EFF" w:usb1="C000785B" w:usb2="00000009" w:usb3="00000000" w:csb0="000001FF" w:csb1="00000000"/>
-  </w:font>
-  <w:font w:name="Courier New">
-    <w:panose1 w:val="02070309020205020404"/>
-    <w:charset w:val="00"/>
-    <w:family w:val="modern"/>
-    <w:pitch w:val="fixed"/>
-    <w:sig w:usb0="E0002AFF" w:usb1="C0007843" w:usb2="00000009" w:usb3="00000000" w:csb0="000001FF" w:csb1="00000000"/>
-  </w:font>
-  <w:font w:name="Wingdings">
-    <w:panose1 w:val="05000000000000000000"/>
-    <w:charset w:val="4D"/>
-    <w:family w:val="decorative"/>
-    <w:pitch w:val="variable"/>
-    <w:sig w:usb0="00000003" w:usb1="00000000" w:usb2="00000000" w:usb3="00000000" w:csb0="80000001" w:csb1="00000000"/>
-  </w:font>
-  <w:font w:name="Calibri">
-    <w:panose1 w:val="020F0502020204030204"/>
-    <w:charset w:val="00"/>
-    <w:family w:val="swiss"/>
-    <w:pitch w:val="variable"/>
-    <w:sig w:usb0="E0002AFF" w:usb1="C000247B" w:usb2="00000009" w:usb3="00000000" w:csb0="000001FF" w:csb1="00000000"/>
-  </w:font>
-  <w:font w:name="Cordia New">
-    <w:panose1 w:val="020B0304020202020204"/>
-    <w:charset w:val="DE"/>
-    <w:family w:val="swiss"/>
-    <w:pitch w:val="variable"/>
-    <w:sig w:usb0="81000003" w:usb1="00000000" w:usb2="00000000" w:usb3="00000000" w:csb0="00010001" w:csb1="00000000"/>
-  </w:font>
-  <w:font w:name="Angsana New">
-    <w:panose1 w:val="02020603050405020304"/>
-    <w:charset w:val="DE"/>
-    <w:family w:val="roman"/>
-    <w:pitch w:val="variable"/>
-    <w:sig w:usb0="81000003" w:usb1="00000000" w:usb2="00000000" w:usb3="00000000" w:csb0="00010001" w:csb1="00000000"/>
-  </w:font>
-  <w:font w:name="Calibri Light">
-    <w:panose1 w:val="020F0302020204030204"/>
-    <w:charset w:val="00"/>
-    <w:family w:val="swiss"/>
-    <w:pitch w:val="variable"/>
-    <w:sig w:usb0="E0002AFF" w:usb1="C000247B" w:usb2="00000009" w:usb3="00000000" w:csb0="000001FF" w:csb1="00000000"/>
-  </w:font>
-  <w:font w:name="Consolas">
-    <w:panose1 w:val="020B0609020204030204"/>
-    <w:charset w:val="00"/>
-    <w:family w:val="roman"/>
-    <w:notTrueType/>
-    <w:pitch w:val="default"/>
-  </w:font>
-  <w:font w:name="TH Sarabun New">
-    <w:altName w:val="TH SarabunPSK"/>
-    <w:panose1 w:val="020B0500040200020003"/>
-    <w:charset w:val="00"/>
-    <w:family w:val="swiss"/>
-    <w:pitch w:val="variable"/>
-    <w:sig w:usb0="A100006F" w:usb1="5000205A" w:usb2="00000000" w:usb3="00000000" w:csb0="00010183" w:csb1="00000000"/>
-  </w:font>
-  <w:font w:name="Aptos">
-    <w:panose1 w:val="020B0004020202020204"/>
-    <w:charset w:val="00"/>
-    <w:family w:val="swiss"/>
-    <w:pitch w:val="variable"/>
-    <w:sig w:usb0="20000287" w:usb1="00000003" w:usb2="00000000" w:usb3="00000000" w:csb0="0000019F" w:csb1="00000000"/>
-  </w:font>
-  <w:font w:name="Aptos Display">
-    <w:panose1 w:val="020B0004020202020204"/>
-    <w:charset w:val="00"/>
-    <w:family w:val="swiss"/>
-    <w:pitch w:val="variable"/>
-    <w:sig w:usb0="20000287" w:usb1="00000003" w:usb2="00000000" w:usb3="00000000" w:csb0="0000019F" w:csb1="00000000"/>
-  </w:font>
-</w:fonts>
-</file>
-
-<file path=word/glossary/settings.xml><?xml version="1.0" encoding="utf-8"?>
-<w:settings xmlns:mc="http://schemas.openxmlformats.org/markup-compatibility/2006" xmlns:o="urn:schemas-microsoft-com:office:office" xmlns:r="http://schemas.openxmlformats.org/officeDocument/2006/relationships" xmlns:m="http://schemas.openxmlformats.org/officeDocument/2006/math" xmlns:v="urn:schemas-microsoft-com:vml" xmlns:w10="urn:schemas-microsoft-com:office:word" xmlns:w="http://schemas.openxmlformats.org/wordprocessingml/2006/main" xmlns:w14="http://schemas.microsoft.com/office/word/2010/wordml" xmlns:w15="http://schemas.microsoft.com/office/word/2012/wordml" xmlns:w16cex="http://schemas.microsoft.com/office/word/2018/wordml/cex" xmlns:w16cid="http://schemas.microsoft.com/office/word/2016/wordml/cid" xmlns:w16="http://schemas.microsoft.com/office/word/2018/wordml" xmlns:w16du="http://schemas.microsoft.com/office/word/2023/wordml/word16du" xmlns:w16sdtdh="http://schemas.microsoft.com/office/word/2020/wordml/sdtdatahash" xmlns:w16se="http://schemas.microsoft.com/office/word/2015/wordml/symex" xmlns:sl="http://schemas.openxmlformats.org/schemaLibrary/2006/main" mc:Ignorable="w14 w15 w16se w16cid w16 w16cex w16sdtdh w16du">
-  <w:view w:val="normal"/>
-  <w:defaultTabStop w:val="720"/>
-  <w:characterSpacingControl w:val="doNotCompress"/>
-  <w:compat>
-    <w:applyBreakingRules/>
-    <w:useFELayout/>
-    <w:compatSetting w:name="compatibilityMode" w:uri="http://schemas.microsoft.com/office/word" w:val="15"/>
-    <w:compatSetting w:name="overrideTableStyleFontSizeAndJustification" w:uri="http://schemas.microsoft.com/office/word" w:val="1"/>
-    <w:compatSetting w:name="enableOpenTypeFeatures" w:uri="http://schemas.microsoft.com/office/word" w:val="1"/>
-    <w:compatSetting w:name="doNotFlipMirrorIndents" w:uri="http://schemas.microsoft.com/office/word" w:val="1"/>
-    <w:compatSetting w:name="differentiateMultirowTableHeaders" w:uri="http://schemas.microsoft.com/office/word" w:val="1"/>
-    <w:compatSetting w:name="useWord2013TrackBottomHyphenation" w:uri="http://schemas.microsoft.com/office/word" w:val="0"/>
-  </w:compat>
-  <w:rsids>
-    <w:rsidRoot w:val="000B7716"/>
-    <w:rsid w:val="0001752C"/>
-    <w:rsid w:val="00050A07"/>
-    <w:rsid w:val="000B7716"/>
-    <w:rsid w:val="00124F14"/>
-    <w:rsid w:val="00137E22"/>
-    <w:rsid w:val="00144461"/>
-    <w:rsid w:val="00214605"/>
-    <w:rsid w:val="005A53F9"/>
-    <w:rsid w:val="005B7D4D"/>
-    <w:rsid w:val="0065718C"/>
-    <w:rsid w:val="006B469C"/>
-    <w:rsid w:val="00825964"/>
-    <w:rsid w:val="00836983"/>
-    <w:rsid w:val="00860B17"/>
-    <w:rsid w:val="008A0C31"/>
-    <w:rsid w:val="008F5240"/>
-    <w:rsid w:val="00B3404E"/>
-    <w:rsid w:val="00FA27FE"/>
-    <w:rsid w:val="00FC5C71"/>
-  </w:rsids>
-  <m:mathPr>
-    <m:mathFont m:val="Cambria Math"/>
-    <m:brkBin m:val="before"/>
-    <m:brkBinSub m:val="--"/>
-    <m:smallFrac m:val="0"/>
-    <m:dispDef/>
-    <m:lMargin m:val="0"/>
-    <m:rMargin m:val="0"/>
-    <m:defJc m:val="centerGroup"/>
-    <m:wrapIndent m:val="1440"/>
-    <m:intLim m:val="subSup"/>
-    <m:naryLim m:val="undOvr"/>
-  </m:mathPr>
-  <w:themeFontLang w:val="en-TH" w:bidi="th-TH"/>
-  <w:clrSchemeMapping w:bg1="light1" w:t1="dark1" w:bg2="light2" w:t2="dark2" w:accent1="accent1" w:accent2="accent2" w:accent3="accent3" w:accent4="accent4" w:accent5="accent5" w:accent6="accent6" w:hyperlink="hyperlink" w:followedHyperlink="followedHyperlink"/>
-  <w:decimalSymbol w:val="."/>
-  <w:listSeparator w:val=","/>
-  <w15:chartTrackingRefBased/>
-</w:settings>
-</file>
-
-<file path=word/glossary/styles.xml><?xml version="1.0" encoding="utf-8"?>
-<w:styles xmlns:mc="http://schemas.openxmlformats.org/markup-compatibility/2006" xmlns:r="http://schemas.openxmlformats.org/officeDocument/2006/relationships" xmlns:w="http://schemas.openxmlformats.org/wordprocessingml/2006/main" xmlns:w14="http://schemas.microsoft.com/office/word/2010/wordml" xmlns:w15="http://schemas.microsoft.com/office/word/2012/wordml" xmlns:w16cex="http://schemas.microsoft.com/office/word/2018/wordml/cex" xmlns:w16cid="http://schemas.microsoft.com/office/word/2016/wordml/cid" xmlns:w16="http://schemas.microsoft.com/office/word/2018/wordml" xmlns:w16du="http://schemas.microsoft.com/office/word/2023/wordml/word16du" xmlns:w16sdtdh="http://schemas.microsoft.com/office/word/2020/wordml/sdtdatahash" xmlns:w16se="http://schemas.microsoft.com/office/word/2015/wordml/symex" mc:Ignorable="w14 w15 w16se w16cid w16 w16cex w16sdtdh w16du">
-  <w:docDefaults>
-    <w:rPrDefault>
-      <w:rPr>
-        <w:rFonts w:asciiTheme="minorHAnsi" w:eastAsiaTheme="minorEastAsia" w:hAnsiTheme="minorHAnsi" w:cstheme="minorBidi"/>
-        <w:kern w:val="2"/>
-        <w:sz w:val="24"/>
-        <w:szCs w:val="30"/>
-        <w:lang w:val="en-TH" w:eastAsia="en-US" w:bidi="th-TH"/>
-        <w14:ligatures w14:val="standardContextual"/>
-      </w:rPr>
-    </w:rPrDefault>
-    <w:pPrDefault>
-      <w:pPr>
-        <w:spacing w:after="160" w:line="278" w:lineRule="auto"/>
-      </w:pPr>
-    </w:pPrDefault>
-  </w:docDefaults>
-  <w:latentStyles w:defLockedState="0" w:defUIPriority="99" w:defSemiHidden="0" w:defUnhideWhenUsed="0" w:defQFormat="0" w:count="376">
-    <w:lsdException w:name="Normal" w:uiPriority="0" w:qFormat="1"/>
-    <w:lsdException w:name="heading 1" w:uiPriority="9" w:qFormat="1"/>
-    <w:lsdException w:name="heading 2" w:semiHidden="1" w:uiPriority="9" w:unhideWhenUsed="1" w:qFormat="1"/>
-    <w:lsdException w:name="heading 3" w:semiHidden="1" w:uiPriority="9" w:unhideWhenUsed="1" w:qFormat="1"/>
-    <w:lsdException w:name="heading 4" w:semiHidden="1" w:uiPriority="9" w:unhideWhenUsed="1" w:qFormat="1"/>
-    <w:lsdException w:name="heading 5" w:semiHidden="1" w:uiPriority="9" w:unhideWhenUsed="1" w:qFormat="1"/>
-    <w:lsdException w:name="heading 6" w:semiHidden="1" w:uiPriority="9" w:unhideWhenUsed="1" w:qFormat="1"/>
-    <w:lsdException w:name="heading 7" w:semiHidden="1" w:uiPriority="9" w:unhideWhenUsed="1" w:qFormat="1"/>
-    <w:lsdException w:name="heading 8" w:semiHidden="1" w:uiPriority="9" w:unhideWhenUsed="1" w:qFormat="1"/>
-    <w:lsdException w:name="heading 9" w:semiHidden="1" w:uiPriority="9" w:unhideWhenUsed="1" w:qFormat="1"/>
-    <w:lsdException w:name="index 1" w:semiHidden="1" w:unhideWhenUsed="1"/>
-    <w:lsdException w:name="index 2" w:semiHidden="1" w:unhideWhenUsed="1"/>
-    <w:lsdException w:name="index 3" w:semiHidden="1" w:unhideWhenUsed="1"/>
-    <w:lsdException w:name="index 4" w:semiHidden="1" w:unhideWhenUsed="1"/>
-    <w:lsdException w:name="index 5" w:semiHidden="1" w:unhideWhenUsed="1"/>
-    <w:lsdException w:name="index 6" w:semiHidden="1" w:unhideWhenUsed="1"/>
-    <w:lsdException w:name="index 7" w:semiHidden="1" w:unhideWhenUsed="1"/>
-    <w:lsdException w:name="index 8" w:semiHidden="1" w:unhideWhenUsed="1"/>
-    <w:lsdException w:name="index 9" w:semiHidden="1" w:unhideWhenUsed="1"/>
-    <w:lsdException w:name="toc 1" w:semiHidden="1" w:uiPriority="39" w:unhideWhenUsed="1"/>
-    <w:lsdException w:name="toc 2" w:semiHidden="1" w:uiPriority="39" w:unhideWhenUsed="1"/>
-    <w:lsdException w:name="toc 3" w:semiHidden="1" w:uiPriority="39" w:unhideWhenUsed="1"/>
-    <w:lsdException w:name="toc 4" w:semiHidden="1" w:uiPriority="39" w:unhideWhenUsed="1"/>
-    <w:lsdException w:name="toc 5" w:semiHidden="1" w:uiPriority="39" w:unhideWhenUsed="1"/>
-    <w:lsdException w:name="toc 6" w:semiHidden="1" w:uiPriority="39" w:unhideWhenUsed="1"/>
-    <w:lsdException w:name="toc 7" w:semiHidden="1" w:uiPriority="39" w:unhideWhenUsed="1"/>
-    <w:lsdException w:name="toc 8" w:semiHidden="1" w:uiPriority="39" w:unhideWhenUsed="1"/>
-    <w:lsdException w:name="toc 9" w:semiHidden="1" w:uiPriority="39" w:unhideWhenUsed="1"/>
-    <w:lsdException w:name="Normal Indent" w:semiHidden="1" w:unhideWhenUsed="1"/>
-    <w:lsdException w:name="footnote text" w:semiHidden="1" w:unhideWhenUsed="1"/>
-    <w:lsdException w:name="annotation text" w:semiHidden="1" w:unhideWhenUsed="1"/>
-    <w:lsdException w:name="header" w:semiHidden="1" w:unhideWhenUsed="1"/>
-    <w:lsdException w:name="footer" w:semiHidden="1" w:unhideWhenUsed="1"/>
-    <w:lsdException w:name="index heading" w:semiHidden="1" w:unhideWhenUsed="1"/>
-    <w:lsdException w:name="caption" w:semiHidden="1" w:uiPriority="35" w:unhideWhenUsed="1" w:qFormat="1"/>
-    <w:lsdException w:name="table of figures" w:semiHidden="1" w:unhideWhenUsed="1"/>
-    <w:lsdException w:name="envelope address" w:semiHidden="1" w:unhideWhenUsed="1"/>
-    <w:lsdException w:name="envelope return" w:semiHidden="1" w:unhideWhenUsed="1"/>
-    <w:lsdException w:name="footnote reference" w:semiHidden="1" w:unhideWhenUsed="1"/>
-    <w:lsdException w:name="annotation reference" w:semiHidden="1" w:unhideWhenUsed="1"/>
-    <w:lsdException w:name="line number" w:semiHidden="1" w:unhideWhenUsed="1"/>
-    <w:lsdException w:name="page number" w:semiHidden="1" w:unhideWhenUsed="1"/>
-    <w:lsdException w:name="endnote reference" w:semiHidden="1" w:unhideWhenUsed="1"/>
-    <w:lsdException w:name="endnote text" w:semiHidden="1" w:unhideWhenUsed="1"/>
-    <w:lsdException w:name="table of authorities" w:semiHidden="1" w:unhideWhenUsed="1"/>
-    <w:lsdException w:name="macro" w:semiHidden="1" w:unhideWhenUsed="1"/>
-    <w:lsdException w:name="toa heading" w:semiHidden="1" w:unhideWhenUsed="1"/>
-    <w:lsdException w:name="List" w:semiHidden="1" w:unhideWhenUsed="1"/>
-    <w:lsdException w:name="List Bullet" w:semiHidden="1" w:unhideWhenUsed="1"/>
-    <w:lsdException w:name="List Number" w:semiHidden="1" w:unhideWhenUsed="1"/>
-    <w:lsdException w:name="List 2" w:semiHidden="1" w:unhideWhenUsed="1"/>
-    <w:lsdException w:name="List 3" w:semiHidden="1" w:unhideWhenUsed="1"/>
-    <w:lsdException w:name="List 4" w:semiHidden="1" w:unhideWhenUsed="1"/>
-    <w:lsdException w:name="List 5" w:semiHidden="1" w:unhideWhenUsed="1"/>
-    <w:lsdException w:name="List Bullet 2" w:semiHidden="1" w:unhideWhenUsed="1"/>
-    <w:lsdException w:name="List Bullet 3" w:semiHidden="1" w:unhideWhenUsed="1"/>
-    <w:lsdException w:name="List Bullet 4" w:semiHidden="1" w:unhideWhenUsed="1"/>
-    <w:lsdException w:name="List Bullet 5" w:semiHidden="1" w:unhideWhenUsed="1"/>
-    <w:lsdException w:name="List Number 2" w:semiHidden="1" w:unhideWhenUsed="1"/>
-    <w:lsdException w:name="List Number 3" w:semiHidden="1" w:unhideWhenUsed="1"/>
-    <w:lsdException w:name="List Number 4" w:semiHidden="1" w:unhideWhenUsed="1"/>
-    <w:lsdException w:name="List Number 5" w:semiHidden="1" w:unhideWhenUsed="1"/>
-    <w:lsdException w:name="Title" w:uiPriority="10" w:qFormat="1"/>
-    <w:lsdException w:name="Closing" w:semiHidden="1" w:unhideWhenUsed="1"/>
-    <w:lsdException w:name="Signature" w:semiHidden="1" w:unhideWhenUsed="1"/>
-    <w:lsdException w:name="Default Paragraph Font" w:semiHidden="1" w:uiPriority="1" w:unhideWhenUsed="1"/>
-    <w:lsdException w:name="Body Text" w:semiHidden="1" w:unhideWhenUsed="1"/>
-    <w:lsdException w:name="Body Text Indent" w:semiHidden="1" w:unhideWhenUsed="1"/>
-    <w:lsdException w:name="List Continue" w:semiHidden="1" w:unhideWhenUsed="1"/>
-    <w:lsdException w:name="List Continue 2" w:semiHidden="1" w:unhideWhenUsed="1"/>
-    <w:lsdException w:name="List Continue 3" w:semiHidden="1" w:unhideWhenUsed="1"/>
-    <w:lsdException w:name="List Continue 4" w:semiHidden="1" w:unhideWhenUsed="1"/>
-    <w:lsdException w:name="List Continue 5" w:semiHidden="1" w:unhideWhenUsed="1"/>
-    <w:lsdException w:name="Message Header" w:semiHidden="1" w:unhideWhenUsed="1"/>
-    <w:lsdException w:name="Subtitle" w:uiPriority="11" w:qFormat="1"/>
-    <w:lsdException w:name="Salutation" w:semiHidden="1" w:unhideWhenUsed="1"/>
-    <w:lsdException w:name="Date" w:semiHidden="1" w:unhideWhenUsed="1"/>
-    <w:lsdException w:name="Body Text First Indent" w:semiHidden="1" w:unhideWhenUsed="1"/>
-    <w:lsdException w:name="Body Text First Indent 2" w:semiHidden="1" w:unhideWhenUsed="1"/>
-    <w:lsdException w:name="Note Heading" w:semiHidden="1" w:unhideWhenUsed="1"/>
-    <w:lsdException w:name="Body Text 2" w:semiHidden="1" w:unhideWhenUsed="1"/>
-    <w:lsdException w:name="Body Text 3" w:semiHidden="1" w:unhideWhenUsed="1"/>
-    <w:lsdException w:name="Body Text Indent 2" w:semiHidden="1" w:unhideWhenUsed="1"/>
-    <w:lsdException w:name="Body Text Indent 3" w:semiHidden="1" w:unhideWhenUsed="1"/>
-    <w:lsdException w:name="Block Text" w:semiHidden="1" w:unhideWhenUsed="1"/>
-    <w:lsdException w:name="Hyperlink" w:semiHidden="1" w:unhideWhenUsed="1"/>
-    <w:lsdException w:name="FollowedHyperlink" w:semiHidden="1" w:unhideWhenUsed="1"/>
-    <w:lsdException w:name="Strong" w:uiPriority="22" w:qFormat="1"/>
-    <w:lsdException w:name="Emphasis" w:uiPriority="20" w:qFormat="1"/>
-    <w:lsdException w:name="Document Map" w:semiHidden="1" w:unhideWhenUsed="1"/>
-    <w:lsdException w:name="Plain Text" w:semiHidden="1" w:unhideWhenUsed="1"/>
-    <w:lsdException w:name="E-mail Signature" w:semiHidden="1" w:unhideWhenUsed="1"/>
-    <w:lsdException w:name="HTML Top of Form" w:semiHidden="1" w:unhideWhenUsed="1"/>
-    <w:lsdException w:name="HTML Bottom of Form" w:semiHidden="1" w:unhideWhenUsed="1"/>
-    <w:lsdException w:name="Normal (Web)" w:semiHidden="1" w:unhideWhenUsed="1"/>
-    <w:lsdException w:name="HTML Acronym" w:semiHidden="1" w:unhideWhenUsed="1"/>
-    <w:lsdException w:name="HTML Address" w:semiHidden="1" w:unhideWhenUsed="1"/>
-    <w:lsdException w:name="HTML Cite" w:semiHidden="1" w:unhideWhenUsed="1"/>
-    <w:lsdException w:name="HTML Code" w:semiHidden="1" w:unhideWhenUsed="1"/>
-    <w:lsdException w:name="HTML Definition" w:semiHidden="1" w:unhideWhenUsed="1"/>
-    <w:lsdException w:name="HTML Keyboard" w:semiHidden="1" w:unhideWhenUsed="1"/>
-    <w:lsdException w:name="HTML Preformatted" w:semiHidden="1" w:unhideWhenUsed="1"/>
-    <w:lsdException w:name="HTML Sample" w:semiHidden="1" w:unhideWhenUsed="1"/>
-    <w:lsdException w:name="HTML Typewriter" w:semiHidden="1" w:unhideWhenUsed="1"/>
-    <w:lsdException w:name="HTML Variable" w:semiHidden="1" w:unhideWhenUsed="1"/>
-    <w:lsdException w:name="Normal Table" w:semiHidden="1" w:unhideWhenUsed="1"/>
-    <w:lsdException w:name="annotation subject" w:semiHidden="1" w:unhideWhenUsed="1"/>
-    <w:lsdException w:name="No List" w:semiHidden="1" w:unhideWhenUsed="1"/>
-    <w:lsdException w:name="Outline List 1" w:semiHidden="1" w:unhideWhenUsed="1"/>
-    <w:lsdException w:name="Outline List 2" w:semiHidden="1" w:unhideWhenUsed="1"/>
-    <w:lsdException w:name="Outline List 3" w:semiHidden="1" w:unhideWhenUsed="1"/>
-    <w:lsdException w:name="Table Simple 1" w:semiHidden="1" w:unhideWhenUsed="1"/>
-    <w:lsdException w:name="Table Simple 2" w:semiHidden="1" w:unhideWhenUsed="1"/>
-    <w:lsdException w:name="Table Simple 3" w:semiHidden="1" w:unhideWhenUsed="1"/>
-    <w:lsdException w:name="Table Classic 1" w:semiHidden="1" w:unhideWhenUsed="1"/>
-    <w:lsdException w:name="Table Classic 2" w:semiHidden="1" w:unhideWhenUsed="1"/>
-    <w:lsdException w:name="Table Classic 3" w:semiHidden="1" w:unhideWhenUsed="1"/>
-    <w:lsdException w:name="Table Classic 4" w:semiHidden="1" w:unhideWhenUsed="1"/>
-    <w:lsdException w:name="Table Colorful 1" w:semiHidden="1" w:unhideWhenUsed="1"/>
-    <w:lsdException w:name="Table Colorful 2" w:semiHidden="1" w:unhideWhenUsed="1"/>
-    <w:lsdException w:name="Table Colorful 3" w:semiHidden="1" w:unhideWhenUsed="1"/>
-    <w:lsdException w:name="Table Columns 1" w:semiHidden="1" w:unhideWhenUsed="1"/>
-    <w:lsdException w:name="Table Columns 2" w:semiHidden="1" w:unhideWhenUsed="1"/>
-    <w:lsdException w:name="Table Columns 3" w:semiHidden="1" w:unhideWhenUsed="1"/>
-    <w:lsdException w:name="Table Columns 4" w:semiHidden="1" w:unhideWhenUsed="1"/>
-    <w:lsdException w:name="Table Columns 5" w:semiHidden="1" w:unhideWhenUsed="1"/>
-    <w:lsdException w:name="Table Grid 1" w:semiHidden="1" w:unhideWhenUsed="1"/>
-    <w:lsdException w:name="Table Grid 2" w:semiHidden="1" w:unhideWhenUsed="1"/>
-    <w:lsdException w:name="Table Grid 3" w:semiHidden="1" w:unhideWhenUsed="1"/>
-    <w:lsdException w:name="Table Grid 4" w:semiHidden="1" w:unhideWhenUsed="1"/>
-    <w:lsdException w:name="Table Grid 5" w:semiHidden="1" w:unhideWhenUsed="1"/>
-    <w:lsdException w:name="Table Grid 6" w:semiHidden="1" w:unhideWhenUsed="1"/>
-    <w:lsdException w:name="Table Grid 7" w:semiHidden="1" w:unhideWhenUsed="1"/>
-    <w:lsdException w:name="Table Grid 8" w:semiHidden="1" w:unhideWhenUsed="1"/>
-    <w:lsdException w:name="Table List 1" w:semiHidden="1" w:unhideWhenUsed="1"/>
-    <w:lsdException w:name="Table List 2" w:semiHidden="1" w:unhideWhenUsed="1"/>
-    <w:lsdException w:name="Table List 3" w:semiHidden="1" w:unhideWhenUsed="1"/>
-    <w:lsdException w:name="Table List 4" w:semiHidden="1" w:unhideWhenUsed="1"/>
-    <w:lsdException w:name="Table List 5" w:semiHidden="1" w:unhideWhenUsed="1"/>
-    <w:lsdException w:name="Table List 6" w:semiHidden="1" w:unhideWhenUsed="1"/>
-    <w:lsdException w:name="Table List 7" w:semiHidden="1" w:unhideWhenUsed="1"/>
-    <w:lsdException w:name="Table List 8" w:semiHidden="1" w:unhideWhenUsed="1"/>
-    <w:lsdException w:name="Table 3D effects 1" w:semiHidden="1" w:unhideWhenUsed="1"/>
-    <w:lsdException w:name="Table 3D effects 2" w:semiHidden="1" w:unhideWhenUsed="1"/>
-    <w:lsdException w:name="Table 3D effects 3" w:semiHidden="1" w:unhideWhenUsed="1"/>
-    <w:lsdException w:name="Table Contemporary" w:semiHidden="1" w:unhideWhenUsed="1"/>
-    <w:lsdException w:name="Table Elegant" w:semiHidden="1" w:unhideWhenUsed="1"/>
-    <w:lsdException w:name="Table Professional" w:semiHidden="1" w:unhideWhenUsed="1"/>
-    <w:lsdException w:name="Table Subtle 1" w:semiHidden="1" w:unhideWhenUsed="1"/>
-    <w:lsdException w:name="Table Subtle 2" w:semiHidden="1" w:unhideWhenUsed="1"/>
-    <w:lsdException w:name="Table Web 1" w:semiHidden="1" w:unhideWhenUsed="1"/>
-    <w:lsdException w:name="Table Web 2" w:semiHidden="1" w:unhideWhenUsed="1"/>
-    <w:lsdException w:name="Table Web 3" w:semiHidden="1" w:unhideWhenUsed="1"/>
-    <w:lsdException w:name="Balloon Text" w:semiHidden="1" w:unhideWhenUsed="1"/>
-    <w:lsdException w:name="Table Grid" w:uiPriority="39"/>
-    <w:lsdException w:name="Table Theme" w:semiHidden="1" w:unhideWhenUsed="1"/>
-    <w:lsdException w:name="Placeholder Text" w:semiHidden="1"/>
-    <w:lsdException w:name="No Spacing" w:uiPriority="1" w:qFormat="1"/>
-    <w:lsdException w:name="Light Shading" w:uiPriority="60"/>
-    <w:lsdException w:name="Light List" w:uiPriority="61"/>
-    <w:lsdException w:name="Light Grid" w:uiPriority="62"/>
-    <w:lsdException w:name="Medium Shading 1" w:uiPriority="63"/>
-    <w:lsdException w:name="Medium Shading 2" w:uiPriority="64"/>
-    <w:lsdException w:name="Medium List 1" w:uiPriority="65"/>
-    <w:lsdException w:name="Medium List 2" w:uiPriority="66"/>
-    <w:lsdException w:name="Medium Grid 1" w:uiPriority="67"/>
-    <w:lsdException w:name="Medium Grid 2" w:uiPriority="68"/>
-    <w:lsdException w:name="Medium Grid 3" w:uiPriority="69"/>
-    <w:lsdException w:name="Dark List" w:uiPriority="70"/>
-    <w:lsdException w:name="Colorful Shading" w:uiPriority="71"/>
-    <w:lsdException w:name="Colorful List" w:uiPriority="72"/>
-    <w:lsdException w:name="Colorful Grid" w:uiPriority="73"/>
-    <w:lsdException w:name="Light Shading Accent 1" w:uiPriority="60"/>
-    <w:lsdException w:name="Light List Accent 1" w:uiPriority="61"/>
-    <w:lsdException w:name="Light Grid Accent 1" w:uiPriority="62"/>
-    <w:lsdException w:name="Medium Shading 1 Accent 1" w:uiPriority="63"/>
-    <w:lsdException w:name="Medium Shading 2 Accent 1" w:uiPriority="64"/>
-    <w:lsdException w:name="Medium List 1 Accent 1" w:uiPriority="65"/>
-    <w:lsdException w:name="Revision" w:semiHidden="1"/>
-    <w:lsdException w:name="List Paragraph" w:uiPriority="34" w:qFormat="1"/>
-    <w:lsdException w:name="Quote" w:uiPriority="29" w:qFormat="1"/>
-    <w:lsdException w:name="Intense Quote" w:uiPriority="30" w:qFormat="1"/>
-    <w:lsdException w:name="Medium List 2 Accent 1" w:uiPriority="66"/>
-    <w:lsdException w:name="Medium Grid 1 Accent 1" w:uiPriority="67"/>
-    <w:lsdException w:name="Medium Grid 2 Accent 1" w:uiPriority="68"/>
-    <w:lsdException w:name="Medium Grid 3 Accent 1" w:uiPriority="69"/>
-    <w:lsdException w:name="Dark List Accent 1" w:uiPriority="70"/>
-    <w:lsdException w:name="Colorful Shading Accent 1" w:uiPriority="71"/>
-    <w:lsdException w:name="Colorful List Accent 1" w:uiPriority="72"/>
-    <w:lsdException w:name="Colorful Grid Accent 1" w:uiPriority="73"/>
-    <w:lsdException w:name="Light Shading Accent 2" w:uiPriority="60"/>
-    <w:lsdException w:name="Light List Accent 2" w:uiPriority="61"/>
-    <w:lsdException w:name="Light Grid Accent 2" w:uiPriority="62"/>
-    <w:lsdException w:name="Medium Shading 1 Accent 2" w:uiPriority="63"/>
-    <w:lsdException w:name="Medium Shading 2 Accent 2" w:uiPriority="64"/>
-    <w:lsdException w:name="Medium List 1 Accent 2" w:uiPriority="65"/>
-    <w:lsdException w:name="Medium List 2 Accent 2" w:uiPriority="66"/>
-    <w:lsdException w:name="Medium Grid 1 Accent 2" w:uiPriority="67"/>
-    <w:lsdException w:name="Medium Grid 2 Accent 2" w:uiPriority="68"/>
-    <w:lsdException w:name="Medium Grid 3 Accent 2" w:uiPriority="69"/>
-    <w:lsdException w:name="Dark List Accent 2" w:uiPriority="70"/>
-    <w:lsdException w:name="Colorful Shading Accent 2" w:uiPriority="71"/>
-    <w:lsdException w:name="Colorful List Accent 2" w:uiPriority="72"/>
-    <w:lsdException w:name="Colorful Grid Accent 2" w:uiPriority="73"/>
-    <w:lsdException w:name="Light Shading Accent 3" w:uiPriority="60"/>
-    <w:lsdException w:name="Light List Accent 3" w:uiPriority="61"/>
-    <w:lsdException w:name="Light Grid Accent 3" w:uiPriority="62"/>
-    <w:lsdException w:name="Medium Shading 1 Accent 3" w:uiPriority="63"/>
-    <w:lsdException w:name="Medium Shading 2 Accent 3" w:uiPriority="64"/>
-    <w:lsdException w:name="Medium List 1 Accent 3" w:uiPriority="65"/>
-    <w:lsdException w:name="Medium List 2 Accent 3" w:uiPriority="66"/>
-    <w:lsdException w:name="Medium Grid 1 Accent 3" w:uiPriority="67"/>
-    <w:lsdException w:name="Medium Grid 2 Accent 3" w:uiPriority="68"/>
-    <w:lsdException w:name="Medium Grid 3 Accent 3" w:uiPriority="69"/>
-    <w:lsdException w:name="Dark List Accent 3" w:uiPriority="70"/>
-    <w:lsdException w:name="Colorful Shading Accent 3" w:uiPriority="71"/>
-    <w:lsdException w:name="Colorful List Accent 3" w:uiPriority="72"/>
-    <w:lsdException w:name="Colorful Grid Accent 3" w:uiPriority="73"/>
-    <w:lsdException w:name="Light Shading Accent 4" w:uiPriority="60"/>
-    <w:lsdException w:name="Light List Accent 4" w:uiPriority="61"/>
-    <w:lsdException w:name="Light Grid Accent 4" w:uiPriority="62"/>
-    <w:lsdException w:name="Medium Shading 1 Accent 4" w:uiPriority="63"/>
-    <w:lsdException w:name="Medium Shading 2 Accent 4" w:uiPriority="64"/>
-    <w:lsdException w:name="Medium List 1 Accent 4" w:uiPriority="65"/>
-    <w:lsdException w:name="Medium List 2 Accent 4" w:uiPriority="66"/>
-    <w:lsdException w:name="Medium Grid 1 Accent 4" w:uiPriority="67"/>
-    <w:lsdException w:name="Medium Grid 2 Accent 4" w:uiPriority="68"/>
-    <w:lsdException w:name="Medium Grid 3 Accent 4" w:uiPriority="69"/>
-    <w:lsdException w:name="Dark List Accent 4" w:uiPriority="70"/>
-    <w:lsdException w:name="Colorful Shading Accent 4" w:uiPriority="71"/>
-    <w:lsdException w:name="Colorful List Accent 4" w:uiPriority="72"/>
-    <w:lsdException w:name="Colorful Grid Accent 4" w:uiPriority="73"/>
-    <w:lsdException w:name="Light Shading Accent 5" w:uiPriority="60"/>
-    <w:lsdException w:name="Light List Accent 5" w:uiPriority="61"/>
-    <w:lsdException w:name="Light Grid Accent 5" w:uiPriority="62"/>
-    <w:lsdException w:name="Medium Shading 1 Accent 5" w:uiPriority="63"/>
-    <w:lsdException w:name="Medium Shading 2 Accent 5" w:uiPriority="64"/>
-    <w:lsdException w:name="Medium List 1 Accent 5" w:uiPriority="65"/>
-    <w:lsdException w:name="Medium List 2 Accent 5" w:uiPriority="66"/>
-    <w:lsdException w:name="Medium Grid 1 Accent 5" w:uiPriority="67"/>
-    <w:lsdException w:name="Medium Grid 2 Accent 5" w:uiPriority="68"/>
-    <w:lsdException w:name="Medium Grid 3 Accent 5" w:uiPriority="69"/>
-    <w:lsdException w:name="Dark List Accent 5" w:uiPriority="70"/>
-    <w:lsdException w:name="Colorful Shading Accent 5" w:uiPriority="71"/>
-    <w:lsdException w:name="Colorful List Accent 5" w:uiPriority="72"/>
-    <w:lsdException w:name="Colorful Grid Accent 5" w:uiPriority="73"/>
-    <w:lsdException w:name="Light Shading Accent 6" w:uiPriority="60"/>
-    <w:lsdException w:name="Light List Accent 6" w:uiPriority="61"/>
-    <w:lsdException w:name="Light Grid Accent 6" w:uiPriority="62"/>
-    <w:lsdException w:name="Medium Shading 1 Accent 6" w:uiPriority="63"/>
-    <w:lsdException w:name="Medium Shading 2 Accent 6" w:uiPriority="64"/>
-    <w:lsdException w:name="Medium List 1 Accent 6" w:uiPriority="65"/>
-    <w:lsdException w:name="Medium List 2 Accent 6" w:uiPriority="66"/>
-    <w:lsdException w:name="Medium Grid 1 Accent 6" w:uiPriority="67"/>
-    <w:lsdException w:name="Medium Grid 2 Accent 6" w:uiPriority="68"/>
-    <w:lsdException w:name="Medium Grid 3 Accent 6" w:uiPriority="69"/>
-    <w:lsdException w:name="Dark List Accent 6" w:uiPriority="70"/>
-    <w:lsdException w:name="Colorful Shading Accent 6" w:uiPriority="71"/>
-    <w:lsdException w:name="Colorful List Accent 6" w:uiPriority="72"/>
-    <w:lsdException w:name="Colorful Grid Accent 6" w:uiPriority="73"/>
-    <w:lsdException w:name="Subtle Emphasis" w:uiPriority="19" w:qFormat="1"/>
-    <w:lsdException w:name="Intense Emphasis" w:uiPriority="21" w:qFormat="1"/>
-    <w:lsdException w:name="Subtle Reference" w:uiPriority="31" w:qFormat="1"/>
-    <w:lsdException w:name="Intense Reference" w:uiPriority="32" w:qFormat="1"/>
-    <w:lsdException w:name="Book Title" w:uiPriority="33" w:qFormat="1"/>
-    <w:lsdException w:name="Bibliography" w:semiHidden="1" w:uiPriority="37" w:unhideWhenUsed="1"/>
-    <w:lsdException w:name="TOC Heading" w:semiHidden="1" w:uiPriority="39" w:unhideWhenUsed="1" w:qFormat="1"/>
-    <w:lsdException w:name="Plain Table 1" w:uiPriority="41"/>
-    <w:lsdException w:name="Plain Table 2" w:uiPriority="42"/>
-    <w:lsdException w:name="Plain Table 3" w:uiPriority="43"/>
-    <w:lsdException w:name="Plain Table 4" w:uiPriority="44"/>
-    <w:lsdException w:name="Plain Table 5" w:uiPriority="45"/>
-    <w:lsdException w:name="Grid Table Light" w:uiPriority="40"/>
-    <w:lsdException w:name="Grid Table 1 Light" w:uiPriority="46"/>
-    <w:lsdException w:name="Grid Table 2" w:uiPriority="47"/>
-    <w:lsdException w:name="Grid Table 3" w:uiPriority="48"/>
-    <w:lsdException w:name="Grid Table 4" w:uiPriority="49"/>
-    <w:lsdException w:name="Grid Table 5 Dark" w:uiPriority="50"/>
-    <w:lsdException w:name="Grid Table 6 Colorful" w:uiPriority="51"/>
-    <w:lsdException w:name="Grid Table 7 Colorful" w:uiPriority="52"/>
-    <w:lsdException w:name="Grid Table 1 Light Accent 1" w:uiPriority="46"/>
-    <w:lsdException w:name="Grid Table 2 Accent 1" w:uiPriority="47"/>
-    <w:lsdException w:name="Grid Table 3 Accent 1" w:uiPriority="48"/>
-    <w:lsdException w:name="Grid Table 4 Accent 1" w:uiPriority="49"/>
-    <w:lsdException w:name="Grid Table 5 Dark Accent 1" w:uiPriority="50"/>
-    <w:lsdException w:name="Grid Table 6 Colorful Accent 1" w:uiPriority="51"/>
-    <w:lsdException w:name="Grid Table 7 Colorful Accent 1" w:uiPriority="52"/>
-    <w:lsdException w:name="Grid Table 1 Light Accent 2" w:uiPriority="46"/>
-    <w:lsdException w:name="Grid Table 2 Accent 2" w:uiPriority="47"/>
-    <w:lsdException w:name="Grid Table 3 Accent 2" w:uiPriority="48"/>
-    <w:lsdException w:name="Grid Table 4 Accent 2" w:uiPriority="49"/>
-    <w:lsdException w:name="Grid Table 5 Dark Accent 2" w:uiPriority="50"/>
-    <w:lsdException w:name="Grid Table 6 Colorful Accent 2" w:uiPriority="51"/>
-    <w:lsdException w:name="Grid Table 7 Colorful Accent 2" w:uiPriority="52"/>
-    <w:lsdException w:name="Grid Table 1 Light Accent 3" w:uiPriority="46"/>
-    <w:lsdException w:name="Grid Table 2 Accent 3" w:uiPriority="47"/>
-    <w:lsdException w:name="Grid Table 3 Accent 3" w:uiPriority="48"/>
-    <w:lsdException w:name="Grid Table 4 Accent 3" w:uiPriority="49"/>
-    <w:lsdException w:name="Grid Table 5 Dark Accent 3" w:uiPriority="50"/>
-    <w:lsdException w:name="Grid Table 6 Colorful Accent 3" w:uiPriority="51"/>
-    <w:lsdException w:name="Grid Table 7 Colorful Accent 3" w:uiPriority="52"/>
-    <w:lsdException w:name="Grid Table 1 Light Accent 4" w:uiPriority="46"/>
-    <w:lsdException w:name="Grid Table 2 Accent 4" w:uiPriority="47"/>
-    <w:lsdException w:name="Grid Table 3 Accent 4" w:uiPriority="48"/>
-    <w:lsdException w:name="Grid Table 4 Accent 4" w:uiPriority="49"/>
-    <w:lsdException w:name="Grid Table 5 Dark Accent 4" w:uiPriority="50"/>
-    <w:lsdException w:name="Grid Table 6 Colorful Accent 4" w:uiPriority="51"/>
-    <w:lsdException w:name="Grid Table 7 Colorful Accent 4" w:uiPriority="52"/>
-    <w:lsdException w:name="Grid Table 1 Light Accent 5" w:uiPriority="46"/>
-    <w:lsdException w:name="Grid Table 2 Accent 5" w:uiPriority="47"/>
-    <w:lsdException w:name="Grid Table 3 Accent 5" w:uiPriority="48"/>
-    <w:lsdException w:name="Grid Table 4 Accent 5" w:uiPriority="49"/>
-    <w:lsdException w:name="Grid Table 5 Dark Accent 5" w:uiPriority="50"/>
-    <w:lsdException w:name="Grid Table 6 Colorful Accent 5" w:uiPriority="51"/>
-    <w:lsdException w:name="Grid Table 7 Colorful Accent 5" w:uiPriority="52"/>
-    <w:lsdException w:name="Grid Table 1 Light Accent 6" w:uiPriority="46"/>
-    <w:lsdException w:name="Grid Table 2 Accent 6" w:uiPriority="47"/>
-    <w:lsdException w:name="Grid Table 3 Accent 6" w:uiPriority="48"/>
-    <w:lsdException w:name="Grid Table 4 Accent 6" w:uiPriority="49"/>
-    <w:lsdException w:name="Grid Table 5 Dark Accent 6" w:uiPriority="50"/>
-    <w:lsdException w:name="Grid Table 6 Colorful Accent 6" w:uiPriority="51"/>
-    <w:lsdException w:name="Grid Table 7 Colorful Accent 6" w:uiPriority="52"/>
-    <w:lsdException w:name="List Table 1 Light" w:uiPriority="46"/>
-    <w:lsdException w:name="List Table 2" w:uiPriority="47"/>
-    <w:lsdException w:name="List Table 3" w:uiPriority="48"/>
-    <w:lsdException w:name="List Table 4" w:uiPriority="49"/>
-    <w:lsdException w:name="List Table 5 Dark" w:uiPriority="50"/>
-    <w:lsdException w:name="List Table 6 Colorful" w:uiPriority="51"/>
-    <w:lsdException w:name="List Table 7 Colorful" w:uiPriority="52"/>
-    <w:lsdException w:name="List Table 1 Light Accent 1" w:uiPriority="46"/>
-    <w:lsdException w:name="List Table 2 Accent 1" w:uiPriority="47"/>
-    <w:lsdException w:name="List Table 3 Accent 1" w:uiPriority="48"/>
-    <w:lsdException w:name="List Table 4 Accent 1" w:uiPriority="49"/>
-    <w:lsdException w:name="List Table 5 Dark Accent 1" w:uiPriority="50"/>
-    <w:lsdException w:name="List Table 6 Colorful Accent 1" w:uiPriority="51"/>
-    <w:lsdException w:name="List Table 7 Colorful Accent 1" w:uiPriority="52"/>
-    <w:lsdException w:name="List Table 1 Light Accent 2" w:uiPriority="46"/>
-    <w:lsdException w:name="List Table 2 Accent 2" w:uiPriority="47"/>
-    <w:lsdException w:name="List Table 3 Accent 2" w:uiPriority="48"/>
-    <w:lsdException w:name="List Table 4 Accent 2" w:uiPriority="49"/>
-    <w:lsdException w:name="List Table 5 Dark Accent 2" w:uiPriority="50"/>
-    <w:lsdException w:name="List Table 6 Colorful Accent 2" w:uiPriority="51"/>
-    <w:lsdException w:name="List Table 7 Colorful Accent 2" w:uiPriority="52"/>
-    <w:lsdException w:name="List Table 1 Light Accent 3" w:uiPriority="46"/>
-    <w:lsdException w:name="List Table 2 Accent 3" w:uiPriority="47"/>
-    <w:lsdException w:name="List Table 3 Accent 3" w:uiPriority="48"/>
-    <w:lsdException w:name="List Table 4 Accent 3" w:uiPriority="49"/>
-    <w:lsdException w:name="List Table 5 Dark Accent 3" w:uiPriority="50"/>
-    <w:lsdException w:name="List Table 6 Colorful Accent 3" w:uiPriority="51"/>
-    <w:lsdException w:name="List Table 7 Colorful Accent 3" w:uiPriority="52"/>
-    <w:lsdException w:name="List Table 1 Light Accent 4" w:uiPriority="46"/>
-    <w:lsdException w:name="List Table 2 Accent 4" w:uiPriority="47"/>
-    <w:lsdException w:name="List Table 3 Accent 4" w:uiPriority="48"/>
-    <w:lsdException w:name="List Table 4 Accent 4" w:uiPriority="49"/>
-    <w:lsdException w:name="List Table 5 Dark Accent 4" w:uiPriority="50"/>
-    <w:lsdException w:name="List Table 6 Colorful Accent 4" w:uiPriority="51"/>
-    <w:lsdException w:name="List Table 7 Colorful Accent 4" w:uiPriority="52"/>
-    <w:lsdException w:name="List Table 1 Light Accent 5" w:uiPriority="46"/>
-    <w:lsdException w:name="List Table 2 Accent 5" w:uiPriority="47"/>
-    <w:lsdException w:name="List Table 3 Accent 5" w:uiPriority="48"/>
-    <w:lsdException w:name="List Table 4 Accent 5" w:uiPriority="49"/>
-    <w:lsdException w:name="List Table 5 Dark Accent 5" w:uiPriority="50"/>
-    <w:lsdException w:name="List Table 6 Colorful Accent 5" w:uiPriority="51"/>
-    <w:lsdException w:name="List Table 7 Colorful Accent 5" w:uiPriority="52"/>
-    <w:lsdException w:name="List Table 1 Light Accent 6" w:uiPriority="46"/>
-    <w:lsdException w:name="List Table 2 Accent 6" w:uiPriority="47"/>
-    <w:lsdException w:name="List Table 3 Accent 6" w:uiPriority="48"/>
-    <w:lsdException w:name="List Table 4 Accent 6" w:uiPriority="49"/>
-    <w:lsdException w:name="List Table 5 Dark Accent 6" w:uiPriority="50"/>
-    <w:lsdException w:name="List Table 6 Colorful Accent 6" w:uiPriority="51"/>
-    <w:lsdException w:name="List Table 7 Colorful Accent 6" w:uiPriority="52"/>
-    <w:lsdException w:name="Mention" w:semiHidden="1" w:unhideWhenUsed="1"/>
-    <w:lsdException w:name="Smart Hyperlink" w:semiHidden="1" w:unhideWhenUsed="1"/>
-    <w:lsdException w:name="Hashtag" w:semiHidden="1" w:unhideWhenUsed="1"/>
-    <w:lsdException w:name="Unresolved Mention" w:semiHidden="1" w:unhideWhenUsed="1"/>
-    <w:lsdException w:name="Smart Link" w:semiHidden="1" w:unhideWhenUsed="1"/>
-  </w:latentStyles>
-  <w:style w:type="paragraph" w:default="1" w:styleId="Normal">
-    <w:name w:val="Normal"/>
-    <w:qFormat/>
-    <w:rPr>
-      <w:rFonts w:cs="Angsana New"/>
-    </w:rPr>
-  </w:style>
-  <w:style w:type="character" w:default="1" w:styleId="DefaultParagraphFont">
-    <w:name w:val="Default Paragraph Font"/>
-    <w:uiPriority w:val="1"/>
-    <w:semiHidden/>
-    <w:unhideWhenUsed/>
-  </w:style>
-  <w:style w:type="table" w:default="1" w:styleId="TableNormal">
-    <w:name w:val="Normal Table"/>
-    <w:uiPriority w:val="99"/>
-    <w:semiHidden/>
-    <w:unhideWhenUsed/>
-    <w:tblPr>
-      <w:tblInd w:w="0" w:type="dxa"/>
-      <w:tblCellMar>
-        <w:top w:w="0" w:type="dxa"/>
-        <w:left w:w="108" w:type="dxa"/>
-        <w:bottom w:w="0" w:type="dxa"/>
-        <w:right w:w="108" w:type="dxa"/>
-      </w:tblCellMar>
-    </w:tblPr>
-  </w:style>
-  <w:style w:type="numbering" w:default="1" w:styleId="NoList">
-    <w:name w:val="No List"/>
-    <w:uiPriority w:val="99"/>
-    <w:semiHidden/>
-    <w:unhideWhenUsed/>
-  </w:style>
-  <w:style w:type="paragraph" w:customStyle="1" w:styleId="DE760B8A57C4C14984BF73FBA400368F">
-    <w:name w:val="DE760B8A57C4C14984BF73FBA400368F"/>
-    <w:rsid w:val="000B7716"/>
-    <w:rPr>
-      <w:rFonts w:cs="Angsana New"/>
-    </w:rPr>
-  </w:style>
-</w:styles>
-</file>
-
-<file path=word/glossary/webSettings.xml><?xml version="1.0" encoding="utf-8"?>
-<w:webSettings xmlns:mc="http://schemas.openxmlformats.org/markup-compatibility/2006" xmlns:r="http://schemas.openxmlformats.org/officeDocument/2006/relationships" xmlns:w="http://schemas.openxmlformats.org/wordprocessingml/2006/main" xmlns:w14="http://schemas.microsoft.com/office/word/2010/wordml" xmlns:w15="http://schemas.microsoft.com/office/word/2012/wordml" xmlns:w16cex="http://schemas.microsoft.com/office/word/2018/wordml/cex" xmlns:w16cid="http://schemas.microsoft.com/office/word/2016/wordml/cid" xmlns:w16="http://schemas.microsoft.com/office/word/2018/wordml" xmlns:w16du="http://schemas.microsoft.com/office/word/2023/wordml/word16du" xmlns:w16sdtdh="http://schemas.microsoft.com/office/word/2020/wordml/sdtdatahash" xmlns:w16se="http://schemas.microsoft.com/office/word/2015/wordml/symex" mc:Ignorable="w14 w15 w16se w16cid w16 w16cex w16sdtdh w16du">
-  <w:optimizeForBrowser/>
-  <w:allowPNG/>
-</w:webSettings>
-</file>
-
 <file path=word/theme/theme1.xml><?xml version="1.0" encoding="utf-8"?>
 <a:theme xmlns:a="http://schemas.openxmlformats.org/drawingml/2006/main" name="Office Theme">
   <a:themeElements>
